--- a/GDPR/Data-Processing-Agreement/GDPR-Data-Processing-Agreement.docx
+++ b/GDPR/Data-Processing-Agreement/GDPR-Data-Processing-Agreement.docx
@@ -6,11 +6,17 @@
       <w:pPr>
         <w:pStyle w:val="Heading1"/>
         <w:rPr>
-          <w:lang w:val="en-US"/>
-        </w:rPr>
-      </w:pPr>
-      <w:r>
-        <w:rPr>
+          <w:rFonts w:asciiTheme="minorHAnsi" w:hAnsiTheme="minorHAnsi" w:cstheme="minorHAnsi"/>
+          <w:sz w:val="48"/>
+          <w:szCs w:val="48"/>
+          <w:lang w:val="en-US"/>
+        </w:rPr>
+      </w:pPr>
+      <w:r>
+        <w:rPr>
+          <w:rFonts w:asciiTheme="minorHAnsi" w:hAnsiTheme="minorHAnsi" w:cstheme="minorHAnsi"/>
+          <w:sz w:val="48"/>
+          <w:szCs w:val="48"/>
           <w:lang w:val="en-US"/>
         </w:rPr>
         <w:t>Data Processing Agreement</w:t>
@@ -18,28 +24,78 @@
     </w:p>
     <w:p>
       <w:pPr>
+        <w:rPr>
+          <w:rStyle w:val="Hyperlink"/>
+          <w:rFonts w:ascii="Arial" w:hAnsi="Arial"/>
+          <w:i/>
+          <w:iCs/>
+          <w:sz w:val="22"/>
+          <w:lang w:val="en-US"/>
+        </w:rPr>
+      </w:pPr>
+      <w:r>
+        <w:rPr>
+          <w:i/>
+          <w:iCs/>
+          <w:lang w:val="en-US"/>
+        </w:rPr>
+        <w:t xml:space="preserve">Template by ICT Institute, v1.8 June 2028. You can use this template freely under Creative Commons License. For more information see: </w:t>
+      </w:r>
+      <w:hyperlink r:id="rId7" w:history="1">
+        <w:r>
+          <w:rPr>
+            <w:rStyle w:val="Hyperlink"/>
+            <w:rFonts w:ascii="Arial" w:hAnsi="Arial"/>
+            <w:i/>
+            <w:iCs/>
+            <w:sz w:val="22"/>
+            <w:lang w:val="en-US"/>
+          </w:rPr>
+          <w:t>https://ictinstitute.nl/free-templates/</w:t>
+        </w:r>
+      </w:hyperlink>
+      <w:r>
+        <w:rPr>
+          <w:rStyle w:val="Hyperlink"/>
+          <w:rFonts w:ascii="Arial" w:hAnsi="Arial"/>
+          <w:i/>
+          <w:iCs/>
+          <w:sz w:val="22"/>
+          <w:lang w:val="en-US"/>
+        </w:rPr>
+        <w:t xml:space="preserve"> </w:t>
+      </w:r>
+    </w:p>
+    <w:p>
+      <w:pPr>
+        <w:rPr>
+          <w:rStyle w:val="Hyperlink"/>
+          <w:rFonts w:ascii="Arial" w:hAnsi="Arial"/>
+          <w:sz w:val="22"/>
+          <w:lang w:val="en-US"/>
+        </w:rPr>
+      </w:pPr>
+      <w:r>
+        <w:rPr>
+          <w:rStyle w:val="Hyperlink"/>
+          <w:rFonts w:ascii="Arial" w:hAnsi="Arial"/>
+          <w:sz w:val="22"/>
+          <w:lang w:val="en-US"/>
+        </w:rPr>
+        <w:t xml:space="preserve"> </w:t>
+      </w:r>
+    </w:p>
+    <w:p>
+      <w:pPr>
         <w:pStyle w:val="Heading2"/>
-        <w:ind w:left="0" w:firstLine="0"/>
-        <w:rPr>
-          <w:lang w:val="en-US"/>
-        </w:rPr>
-      </w:pPr>
-      <w:r>
-        <w:rPr>
-          <w:lang w:val="en-US"/>
-        </w:rPr>
+      </w:pPr>
+      <w:r>
         <w:t>Part</w:t>
       </w:r>
       <w:r>
-        <w:rPr>
-          <w:lang w:val="en-US"/>
-        </w:rPr>
         <w:t>ies</w:t>
       </w:r>
       <w:r>
-        <w:rPr>
-          <w:lang w:val="en-US"/>
-        </w:rPr>
         <w:t>:</w:t>
       </w:r>
     </w:p>
@@ -102,7 +158,7 @@
         <w:rPr>
           <w:lang w:val="en-US"/>
         </w:rPr>
-        <w:t>Contact:</w:t>
+        <w:t>Website:</w:t>
       </w:r>
     </w:p>
     <w:p>
@@ -213,7 +269,7 @@
         <w:rPr>
           <w:lang w:val="en-US"/>
         </w:rPr>
-        <w:t>Contact:</w:t>
+        <w:t>Website:</w:t>
       </w:r>
     </w:p>
     <w:p>
@@ -268,20 +324,11 @@
     <w:p>
       <w:pPr>
         <w:pStyle w:val="Heading2"/>
-        <w:rPr>
-          <w:lang w:val="en-US"/>
-        </w:rPr>
-      </w:pPr>
-      <w:r>
-        <w:rPr>
-          <w:lang w:val="en-US"/>
-        </w:rPr>
+      </w:pPr>
+      <w:r>
         <w:t>General description</w:t>
       </w:r>
       <w:r>
-        <w:rPr>
-          <w:lang w:val="en-US"/>
-        </w:rPr>
         <w:t>:</w:t>
       </w:r>
     </w:p>
@@ -319,19 +366,31 @@
         <w:rPr>
           <w:lang w:val="en-US"/>
         </w:rPr>
-        <w:t xml:space="preserve"> personal data and shares </w:t>
-      </w:r>
-      <w:r>
-        <w:rPr>
-          <w:lang w:val="en-US"/>
-        </w:rPr>
-        <w:t xml:space="preserve">this </w:t>
-      </w:r>
-      <w:r>
-        <w:rPr>
-          <w:lang w:val="en-US"/>
-        </w:rPr>
-        <w:t xml:space="preserve">with the processor. The subject of the processing is (e.g. product name or service name): </w:t>
+        <w:t xml:space="preserve"> personal data and </w:t>
+      </w:r>
+      <w:r>
+        <w:rPr>
+          <w:lang w:val="en-US"/>
+        </w:rPr>
+        <w:t>want to share it with</w:t>
+      </w:r>
+      <w:r>
+        <w:rPr>
+          <w:lang w:val="en-US"/>
+        </w:rPr>
+        <w:t xml:space="preserve"> the processor</w:t>
+      </w:r>
+      <w:r>
+        <w:rPr>
+          <w:lang w:val="en-US"/>
+        </w:rPr>
+        <w:t xml:space="preserve"> for the following process or service:</w:t>
+      </w:r>
+      <w:r>
+        <w:rPr>
+          <w:lang w:val="en-US"/>
+        </w:rPr>
+        <w:t xml:space="preserve"> (e.g. product name or service name)</w:t>
       </w:r>
     </w:p>
     <w:p>
@@ -515,32 +574,20 @@
         <w:rPr>
           <w:lang w:val="en-US"/>
         </w:rPr>
-        <w:t xml:space="preserve">First name Last </w:t>
-      </w:r>
-      <w:r>
-        <w:rPr>
-          <w:lang w:val="en-US"/>
-        </w:rPr>
-        <w:t>n</w:t>
-      </w:r>
-      <w:r>
-        <w:rPr>
-          <w:lang w:val="en-US"/>
-        </w:rPr>
-        <w:t>ame</w:t>
-      </w:r>
-    </w:p>
-    <w:p>
-      <w:pPr>
-        <w:rPr>
-          <w:lang w:val="en-US"/>
-        </w:rPr>
-      </w:pPr>
-      <w:r>
-        <w:rPr>
-          <w:lang w:val="en-US"/>
-        </w:rPr>
-        <w:t>Address and place of residence</w:t>
+        <w:t>name</w:t>
+      </w:r>
+    </w:p>
+    <w:p>
+      <w:pPr>
+        <w:rPr>
+          <w:lang w:val="en-US"/>
+        </w:rPr>
+      </w:pPr>
+      <w:r>
+        <w:rPr>
+          <w:lang w:val="en-US"/>
+        </w:rPr>
+        <w:t xml:space="preserve">Address </w:t>
       </w:r>
     </w:p>
     <w:p>
@@ -605,59 +652,39 @@
         <w:rPr>
           <w:lang w:val="en-US"/>
         </w:rPr>
-        <w:t>MAC address</w:t>
-      </w:r>
-    </w:p>
-    <w:p>
-      <w:pPr>
-        <w:rPr>
-          <w:lang w:val="en-US"/>
-        </w:rPr>
-      </w:pPr>
-      <w:r>
-        <w:rPr>
-          <w:lang w:val="en-US"/>
-        </w:rPr>
-        <w:t>Browser type</w:t>
-      </w:r>
-    </w:p>
-    <w:p>
-      <w:pPr>
-        <w:rPr>
-          <w:lang w:val="en-US"/>
-        </w:rPr>
-      </w:pPr>
-      <w:r>
-        <w:rPr>
-          <w:lang w:val="en-US"/>
-        </w:rPr>
-        <w:t>Times of user activity</w:t>
-      </w:r>
-    </w:p>
-    <w:p>
-      <w:pPr>
-        <w:rPr>
-          <w:lang w:val="en-US"/>
-        </w:rPr>
-      </w:pPr>
-      <w:r>
-        <w:rPr>
-          <w:lang w:val="en-US"/>
-        </w:rPr>
-        <w:t>Study / test results</w:t>
-      </w:r>
-    </w:p>
-    <w:p>
-      <w:pPr>
-        <w:rPr>
-          <w:lang w:val="en-US"/>
-        </w:rPr>
-      </w:pPr>
-      <w:r>
-        <w:rPr>
-          <w:lang w:val="en-US"/>
-        </w:rPr>
-        <w:t>Orders / assignments</w:t>
+        <w:t>Photos</w:t>
+      </w:r>
+    </w:p>
+    <w:p>
+      <w:pPr>
+        <w:rPr>
+          <w:lang w:val="en-US"/>
+        </w:rPr>
+      </w:pPr>
+      <w:r>
+        <w:rPr>
+          <w:lang w:val="en-US"/>
+        </w:rPr>
+        <w:t>T</w:t>
+      </w:r>
+      <w:r>
+        <w:rPr>
+          <w:lang w:val="en-US"/>
+        </w:rPr>
+        <w:t>est results</w:t>
+      </w:r>
+    </w:p>
+    <w:p>
+      <w:pPr>
+        <w:rPr>
+          <w:lang w:val="en-US"/>
+        </w:rPr>
+      </w:pPr>
+      <w:r>
+        <w:rPr>
+          <w:lang w:val="en-US"/>
+        </w:rPr>
+        <w:t xml:space="preserve">Orders </w:t>
       </w:r>
     </w:p>
     <w:p>
@@ -696,79 +723,148 @@
         <w:rPr>
           <w:lang w:val="en-US"/>
         </w:rPr>
-        <w:t xml:space="preserve"> date: </w:t>
-      </w:r>
-      <w:r>
-        <w:rPr>
-          <w:lang w:val="en-US"/>
-        </w:rPr>
-        <w:t xml:space="preserve"> @@</w:t>
-      </w:r>
-    </w:p>
-    <w:p>
-      <w:pPr>
-        <w:rPr>
-          <w:lang w:val="en-US"/>
-        </w:rPr>
-      </w:pPr>
-      <w:r>
-        <w:rPr>
-          <w:lang w:val="en-US"/>
-        </w:rPr>
-        <w:t>This ends at @@</w:t>
-      </w:r>
-      <w:r>
-        <w:rPr>
-          <w:lang w:val="en-US"/>
-        </w:rPr>
-        <w:t xml:space="preserve"> (date, after end of main contract)</w:t>
+        <w:t xml:space="preserve"> </w:t>
+      </w:r>
+      <w:r>
+        <w:rPr>
+          <w:lang w:val="en-US"/>
+        </w:rPr>
+        <w:t xml:space="preserve">the following </w:t>
+      </w:r>
+      <w:proofErr w:type="gramStart"/>
+      <w:r>
+        <w:rPr>
+          <w:lang w:val="en-US"/>
+        </w:rPr>
+        <w:t>date  …</w:t>
+      </w:r>
+      <w:proofErr w:type="gramEnd"/>
+      <w:r>
+        <w:rPr>
+          <w:lang w:val="en-US"/>
+        </w:rPr>
+        <w:t xml:space="preserve">.  </w:t>
+      </w:r>
+    </w:p>
+    <w:p>
+      <w:pPr>
+        <w:rPr>
+          <w:lang w:val="en-US"/>
+        </w:rPr>
+      </w:pPr>
+      <w:r>
+        <w:rPr>
+          <w:lang w:val="en-US"/>
+        </w:rPr>
+        <w:t xml:space="preserve">The processing ends when the main </w:t>
+      </w:r>
+      <w:r>
+        <w:rPr>
+          <w:lang w:val="en-US"/>
+        </w:rPr>
+        <w:t xml:space="preserve">agreement to provide the process or service ends. </w:t>
       </w:r>
     </w:p>
     <w:p>
       <w:pPr>
         <w:pStyle w:val="Heading2"/>
-        <w:rPr>
-          <w:lang w:val="en-US"/>
-        </w:rPr>
-      </w:pPr>
-      <w:r>
-        <w:rPr>
-          <w:lang w:val="en-US"/>
-        </w:rPr>
-        <w:t>Obligations</w:t>
-      </w:r>
-    </w:p>
-    <w:p>
-      <w:pPr>
-        <w:rPr>
-          <w:lang w:val="en-US"/>
-        </w:rPr>
-      </w:pPr>
-      <w:r>
-        <w:rPr>
-          <w:lang w:val="en-US"/>
-        </w:rPr>
-        <w:t xml:space="preserve">Both parties are aware of the General Data Protection Regulation and will jointly endeavor to meet all legal requirements. The processor will in adhere to the following </w:t>
-      </w:r>
-      <w:r>
-        <w:rPr>
-          <w:lang w:val="en-US"/>
-        </w:rPr>
-        <w:t>requirements</w:t>
-      </w:r>
-      <w:r>
-        <w:rPr>
-          <w:lang w:val="en-US"/>
-        </w:rPr>
-        <w:t>:</w:t>
-      </w:r>
-    </w:p>
-    <w:p>
-      <w:pPr>
-        <w:rPr>
-          <w:lang w:val="en-US"/>
-        </w:rPr>
-      </w:pPr>
+      </w:pPr>
+      <w:r>
+        <w:t>General obligations and security</w:t>
+      </w:r>
+    </w:p>
+    <w:p>
+      <w:pPr>
+        <w:rPr>
+          <w:lang w:val="en-US"/>
+        </w:rPr>
+      </w:pPr>
+      <w:r>
+        <w:rPr>
+          <w:lang w:val="en-US"/>
+        </w:rPr>
+        <w:t>Parties agree to the following</w:t>
+      </w:r>
+      <w:r>
+        <w:rPr>
+          <w:lang w:val="en-US"/>
+        </w:rPr>
+        <w:t xml:space="preserve">. </w:t>
+      </w:r>
+    </w:p>
+    <w:p>
+      <w:pPr>
+        <w:rPr>
+          <w:lang w:val="en-US"/>
+        </w:rPr>
+      </w:pPr>
+    </w:p>
+    <w:p>
+      <w:pPr>
+        <w:pStyle w:val="ListParagraph"/>
+        <w:numPr>
+          <w:ilvl w:val="0"/>
+          <w:numId w:val="3"/>
+        </w:numPr>
+        <w:rPr>
+          <w:lang w:val="en-US"/>
+        </w:rPr>
+      </w:pPr>
+      <w:r>
+        <w:rPr>
+          <w:lang w:val="en-US"/>
+        </w:rPr>
+        <w:t xml:space="preserve">Both parties are aware of the General Data Protection Regulation and will jointly endeavor to meet all </w:t>
+      </w:r>
+      <w:r>
+        <w:rPr>
+          <w:lang w:val="en-US"/>
+        </w:rPr>
+        <w:t>the</w:t>
+      </w:r>
+      <w:r>
+        <w:rPr>
+          <w:lang w:val="en-US"/>
+        </w:rPr>
+        <w:t xml:space="preserve"> requirements</w:t>
+      </w:r>
+      <w:r>
+        <w:rPr>
+          <w:lang w:val="en-US"/>
+        </w:rPr>
+        <w:t xml:space="preserve"> for controllers and processors according to the GDPR</w:t>
+      </w:r>
+      <w:r>
+        <w:rPr>
+          <w:lang w:val="en-US"/>
+        </w:rPr>
+        <w:t>.</w:t>
+      </w:r>
+    </w:p>
+    <w:p>
+      <w:pPr>
+        <w:pStyle w:val="ListParagraph"/>
+        <w:numPr>
+          <w:ilvl w:val="0"/>
+          <w:numId w:val="3"/>
+        </w:numPr>
+        <w:rPr>
+          <w:lang w:val="en-US"/>
+        </w:rPr>
+      </w:pPr>
+      <w:r>
+        <w:rPr>
+          <w:lang w:val="en-US"/>
+        </w:rPr>
+        <w:lastRenderedPageBreak/>
+        <w:t>The processor will only process the personal data that falls under this agreement in line with the</w:t>
+      </w:r>
+      <w:r>
+        <w:rPr>
+          <w:lang w:val="en-US"/>
+        </w:rPr>
+        <w:t xml:space="preserve"> instructions from the controller. The processor may not use the personal data for its own purposes. </w:t>
+      </w:r>
     </w:p>
     <w:p>
       <w:pPr>
@@ -784,13 +880,61 @@
         <w:rPr>
           <w:lang w:val="en-US"/>
         </w:rPr>
-        <w:t>P</w:t>
-      </w:r>
-      <w:r>
-        <w:rPr>
-          <w:lang w:val="en-US"/>
-        </w:rPr>
-        <w:t xml:space="preserve">rocessing takes place exclusively on the basis of written instructions from the controller. </w:t>
+        <w:t>The processor will ensure that p</w:t>
+      </w:r>
+      <w:r>
+        <w:rPr>
+          <w:lang w:val="en-US"/>
+        </w:rPr>
+        <w:t>eople</w:t>
+      </w:r>
+      <w:r>
+        <w:rPr>
+          <w:lang w:val="en-US"/>
+        </w:rPr>
+        <w:t xml:space="preserve"> employed by or working for the processor who </w:t>
+      </w:r>
+      <w:r>
+        <w:rPr>
+          <w:lang w:val="en-US"/>
+        </w:rPr>
+        <w:t>have access to the personal</w:t>
+      </w:r>
+      <w:r>
+        <w:rPr>
+          <w:lang w:val="en-US"/>
+        </w:rPr>
+        <w:t xml:space="preserve"> data</w:t>
+      </w:r>
+      <w:r>
+        <w:rPr>
+          <w:lang w:val="en-US"/>
+        </w:rPr>
+        <w:t xml:space="preserve"> covered by this agreement</w:t>
+      </w:r>
+      <w:r>
+        <w:rPr>
+          <w:lang w:val="en-US"/>
+        </w:rPr>
+        <w:t xml:space="preserve"> </w:t>
+      </w:r>
+      <w:r>
+        <w:rPr>
+          <w:lang w:val="en-US"/>
+        </w:rPr>
+        <w:t>sign</w:t>
+      </w:r>
+      <w:r>
+        <w:rPr>
+          <w:lang w:val="en-US"/>
+        </w:rPr>
+        <w:t xml:space="preserve"> a </w:t>
+      </w:r>
+      <w:r>
+        <w:rPr>
+          <w:lang w:val="en-US"/>
+        </w:rPr>
+        <w:t>non-disclosure agreement.</w:t>
       </w:r>
     </w:p>
     <w:p>
@@ -807,95 +951,25 @@
         <w:rPr>
           <w:lang w:val="en-US"/>
         </w:rPr>
-        <w:t xml:space="preserve">The processor may not use the personal data for its own purposes. </w:t>
-      </w:r>
-    </w:p>
-    <w:p>
-      <w:pPr>
-        <w:numPr>
-          <w:ilvl w:val="0"/>
-          <w:numId w:val="1"/>
-        </w:numPr>
-        <w:rPr>
-          <w:lang w:val="en-US"/>
-        </w:rPr>
-      </w:pPr>
-      <w:r>
-        <w:rPr>
-          <w:lang w:val="en-US"/>
-        </w:rPr>
-        <w:lastRenderedPageBreak/>
-        <w:t>People</w:t>
-      </w:r>
-      <w:r>
-        <w:rPr>
-          <w:lang w:val="en-US"/>
-        </w:rPr>
-        <w:t xml:space="preserve"> employed by or working for the processor who come into contact with the relevant data have a </w:t>
-      </w:r>
-      <w:r>
-        <w:rPr>
-          <w:lang w:val="en-US"/>
-        </w:rPr>
-        <w:t>non-disclosure agreement.</w:t>
-      </w:r>
-    </w:p>
-    <w:p>
-      <w:pPr>
-        <w:numPr>
-          <w:ilvl w:val="0"/>
-          <w:numId w:val="1"/>
-        </w:numPr>
-        <w:rPr>
-          <w:lang w:val="en-US"/>
-        </w:rPr>
-      </w:pPr>
-      <w:r>
-        <w:rPr>
-          <w:lang w:val="en-US"/>
-        </w:rPr>
-        <w:t>Processor takes appropriate technical and organizational measures so that the processing meets the requirements of the GDPR and the protection of the rights of the data subjects is guaranteed (see last section)</w:t>
-      </w:r>
-      <w:r>
-        <w:rPr>
-          <w:lang w:val="en-US"/>
-        </w:rPr>
-        <w:t>.</w:t>
-      </w:r>
-      <w:r>
-        <w:rPr>
-          <w:lang w:val="en-US"/>
-        </w:rPr>
-        <w:t xml:space="preserve"> </w:t>
-      </w:r>
-    </w:p>
-    <w:p>
-      <w:pPr>
-        <w:numPr>
-          <w:ilvl w:val="0"/>
-          <w:numId w:val="1"/>
-        </w:numPr>
-        <w:rPr>
-          <w:lang w:val="en-US"/>
-        </w:rPr>
-      </w:pPr>
-      <w:r>
-        <w:rPr>
-          <w:lang w:val="en-US"/>
-        </w:rPr>
-        <w:t>The processor does not engage</w:t>
-      </w:r>
-      <w:r>
-        <w:rPr>
-          <w:lang w:val="en-US"/>
-        </w:rPr>
-        <w:t xml:space="preserve"> with</w:t>
-      </w:r>
-      <w:r>
-        <w:rPr>
-          <w:lang w:val="en-US"/>
-        </w:rPr>
-        <w:t xml:space="preserve"> any sub-processor(s) without prior written permission from / or agreement with the controller. </w:t>
+        <w:t>The p</w:t>
+      </w:r>
+      <w:r>
+        <w:rPr>
+          <w:lang w:val="en-US"/>
+        </w:rPr>
+        <w:t xml:space="preserve">rocessor takes appropriate technical and organizational measures </w:t>
+      </w:r>
+      <w:r>
+        <w:rPr>
+          <w:lang w:val="en-US"/>
+        </w:rPr>
+        <w:t>to make sure personal data is protected</w:t>
+      </w:r>
+      <w:r>
+        <w:rPr>
+          <w:lang w:val="en-US"/>
+        </w:rPr>
+        <w:t xml:space="preserve">. The measures taken must include the measures from appendix 1. </w:t>
       </w:r>
     </w:p>
     <w:p>
@@ -913,7 +987,153 @@
         <w:rPr>
           <w:lang w:val="en-US"/>
         </w:rPr>
-        <w:t xml:space="preserve">The processor establishes the same obligations for a sub-processor in a sub-processor agreement as in this agreement. </w:t>
+        <w:t>After the processing services</w:t>
+      </w:r>
+      <w:r>
+        <w:rPr>
+          <w:lang w:val="en-US"/>
+        </w:rPr>
+        <w:t xml:space="preserve"> have</w:t>
+      </w:r>
+      <w:r>
+        <w:rPr>
+          <w:lang w:val="en-US"/>
+        </w:rPr>
+        <w:t xml:space="preserve"> </w:t>
+      </w:r>
+      <w:r>
+        <w:rPr>
+          <w:lang w:val="en-US"/>
+        </w:rPr>
+        <w:t>ended</w:t>
+      </w:r>
+      <w:r>
+        <w:rPr>
+          <w:lang w:val="en-US"/>
+        </w:rPr>
+        <w:t xml:space="preserve">, the processor will delete the data (or return it to the responsible party), unless it is legally obliged to keep it. This will be done as soon as possible, </w:t>
+      </w:r>
+      <w:proofErr w:type="gramStart"/>
+      <w:r>
+        <w:rPr>
+          <w:lang w:val="en-US"/>
+        </w:rPr>
+        <w:t xml:space="preserve">but in any case </w:t>
+      </w:r>
+      <w:proofErr w:type="gramEnd"/>
+      <w:r>
+        <w:rPr>
+          <w:lang w:val="en-US"/>
+        </w:rPr>
+        <w:t xml:space="preserve">within four weeks after the end of the processing services. </w:t>
+      </w:r>
+    </w:p>
+    <w:p>
+      <w:pPr>
+        <w:rPr>
+          <w:lang w:val="en-US"/>
+        </w:rPr>
+      </w:pPr>
+    </w:p>
+    <w:p>
+      <w:pPr>
+        <w:pStyle w:val="Heading2"/>
+      </w:pPr>
+      <w:r>
+        <w:t xml:space="preserve">Obligations regarding </w:t>
+      </w:r>
+      <w:proofErr w:type="spellStart"/>
+      <w:r>
+        <w:t>subprocessors</w:t>
+      </w:r>
+      <w:proofErr w:type="spellEnd"/>
+    </w:p>
+    <w:p>
+      <w:pPr>
+        <w:rPr>
+          <w:lang w:val="en-US"/>
+        </w:rPr>
+      </w:pPr>
+    </w:p>
+    <w:p>
+      <w:pPr>
+        <w:numPr>
+          <w:ilvl w:val="0"/>
+          <w:numId w:val="1"/>
+        </w:numPr>
+        <w:rPr>
+          <w:lang w:val="en-US"/>
+        </w:rPr>
+      </w:pPr>
+      <w:r>
+        <w:rPr>
+          <w:lang w:val="en-US"/>
+        </w:rPr>
+        <w:t xml:space="preserve">The processor does not </w:t>
+      </w:r>
+      <w:r>
+        <w:rPr>
+          <w:lang w:val="en-US"/>
+        </w:rPr>
+        <w:t>share the personal data</w:t>
+      </w:r>
+      <w:r>
+        <w:rPr>
+          <w:lang w:val="en-US"/>
+        </w:rPr>
+        <w:t xml:space="preserve"> with</w:t>
+      </w:r>
+      <w:r>
+        <w:rPr>
+          <w:lang w:val="en-US"/>
+        </w:rPr>
+        <w:t xml:space="preserve"> any sub-processor</w:t>
+      </w:r>
+      <w:r>
+        <w:rPr>
+          <w:lang w:val="en-US"/>
+        </w:rPr>
+        <w:t>s</w:t>
+      </w:r>
+      <w:r>
+        <w:rPr>
+          <w:lang w:val="en-US"/>
+        </w:rPr>
+        <w:t xml:space="preserve"> </w:t>
+      </w:r>
+      <w:r>
+        <w:rPr>
+          <w:lang w:val="en-US"/>
+        </w:rPr>
+        <w:t xml:space="preserve">except for the </w:t>
+      </w:r>
+      <w:proofErr w:type="spellStart"/>
+      <w:r>
+        <w:rPr>
+          <w:lang w:val="en-US"/>
+        </w:rPr>
+        <w:t>subprocessors</w:t>
+      </w:r>
+      <w:proofErr w:type="spellEnd"/>
+      <w:r>
+        <w:rPr>
+          <w:lang w:val="en-US"/>
+        </w:rPr>
+        <w:t xml:space="preserve"> listed under appendix 2, or after explicit written permission to use a new </w:t>
+      </w:r>
+      <w:proofErr w:type="spellStart"/>
+      <w:r>
+        <w:rPr>
+          <w:lang w:val="en-US"/>
+        </w:rPr>
+        <w:t>subprocessor</w:t>
+      </w:r>
+      <w:proofErr w:type="spellEnd"/>
+      <w:r>
+        <w:rPr>
+          <w:lang w:val="en-US"/>
+        </w:rPr>
+        <w:t xml:space="preserve">. </w:t>
       </w:r>
     </w:p>
     <w:p>
@@ -931,7 +1151,67 @@
         <w:rPr>
           <w:lang w:val="en-US"/>
         </w:rPr>
-        <w:t xml:space="preserve">In case of non-fulfillment of the obligations of the sub-processor, the processor is still liable for the fulfillment of obligations towards the controller. </w:t>
+        <w:t xml:space="preserve">The processor may not process the data </w:t>
+      </w:r>
+      <w:r>
+        <w:rPr>
+          <w:lang w:val="en-US"/>
+        </w:rPr>
+        <w:t>outside the</w:t>
+      </w:r>
+      <w:r>
+        <w:rPr>
+          <w:lang w:val="en-US"/>
+        </w:rPr>
+        <w:t xml:space="preserve"> European </w:t>
+      </w:r>
+      <w:r>
+        <w:rPr>
+          <w:lang w:val="en-US"/>
+        </w:rPr>
+        <w:t>Economic Area</w:t>
+      </w:r>
+      <w:r>
+        <w:rPr>
+          <w:lang w:val="en-US"/>
+        </w:rPr>
+        <w:t>, unless otherwise agreed in writing</w:t>
+      </w:r>
+      <w:r>
+        <w:rPr>
+          <w:lang w:val="en-US"/>
+        </w:rPr>
+        <w:t xml:space="preserve"> and a suitable export mechanism (e.g. standard contractual clauses</w:t>
+      </w:r>
+      <w:r>
+        <w:rPr>
+          <w:lang w:val="en-US"/>
+        </w:rPr>
+        <w:t>)</w:t>
+      </w:r>
+      <w:r>
+        <w:rPr>
+          <w:lang w:val="en-US"/>
+        </w:rPr>
+        <w:t xml:space="preserve"> </w:t>
+      </w:r>
+      <w:r>
+        <w:rPr>
+          <w:lang w:val="en-US"/>
+        </w:rPr>
+        <w:t>is</w:t>
+      </w:r>
+      <w:r>
+        <w:rPr>
+          <w:lang w:val="en-US"/>
+        </w:rPr>
+        <w:t xml:space="preserve"> in place</w:t>
+      </w:r>
+      <w:r>
+        <w:rPr>
+          <w:lang w:val="en-US"/>
+        </w:rPr>
+        <w:t>.</w:t>
       </w:r>
     </w:p>
     <w:p>
@@ -949,31 +1229,19 @@
         <w:rPr>
           <w:lang w:val="en-US"/>
         </w:rPr>
-        <w:t xml:space="preserve">The processor helps to comply with the obligations of the controller if data subjects exercise their privacy rights (such as the right to access, correction, </w:t>
-      </w:r>
-      <w:r>
-        <w:rPr>
-          <w:lang w:val="en-US"/>
-        </w:rPr>
-        <w:t>erasure</w:t>
-      </w:r>
-      <w:r>
-        <w:rPr>
-          <w:lang w:val="en-US"/>
-        </w:rPr>
-        <w:t xml:space="preserve"> and data portability). The processor will not charge more than reasonable costs for this (max. € 100 per hour for direct hours only)</w:t>
-      </w:r>
-      <w:r>
-        <w:rPr>
-          <w:lang w:val="en-US"/>
-        </w:rPr>
-        <w:t>.</w:t>
-      </w:r>
-      <w:r>
-        <w:rPr>
-          <w:lang w:val="en-US"/>
-        </w:rPr>
-        <w:t xml:space="preserve"> </w:t>
+        <w:t xml:space="preserve">The processor establishes the same obligations for a sub-processor in a sub-processor </w:t>
+      </w:r>
+      <w:r>
+        <w:rPr>
+          <w:lang w:val="en-US"/>
+        </w:rPr>
+        <w:t xml:space="preserve">data processing </w:t>
+      </w:r>
+      <w:r>
+        <w:rPr>
+          <w:lang w:val="en-US"/>
+        </w:rPr>
+        <w:t xml:space="preserve">agreement as in this agreement. </w:t>
       </w:r>
     </w:p>
     <w:p>
@@ -991,62 +1259,30 @@
         <w:rPr>
           <w:lang w:val="en-US"/>
         </w:rPr>
-        <w:t xml:space="preserve">The processor helps to comply with the obligations regarding the data breach reporting obligation. This means that the processor immediately reports possible data leaks to the controller and cooperates with investigation / analysis. The processor does not have to report to the </w:t>
-      </w:r>
-      <w:r>
-        <w:rPr>
-          <w:lang w:val="en-US"/>
-        </w:rPr>
-        <w:t>D</w:t>
-      </w:r>
-      <w:r>
-        <w:rPr>
-          <w:lang w:val="en-US"/>
-        </w:rPr>
-        <w:t xml:space="preserve">ata Protection </w:t>
-      </w:r>
-      <w:r>
-        <w:rPr>
-          <w:lang w:val="en-US"/>
-        </w:rPr>
-        <w:t>A</w:t>
-      </w:r>
-      <w:r>
-        <w:rPr>
-          <w:lang w:val="en-US"/>
-        </w:rPr>
-        <w:t>uthority</w:t>
-      </w:r>
-      <w:r>
-        <w:rPr>
-          <w:lang w:val="en-US"/>
-        </w:rPr>
-        <w:t>, the controller does this</w:t>
-      </w:r>
-      <w:r>
-        <w:rPr>
-          <w:lang w:val="en-US"/>
-        </w:rPr>
-        <w:t>.</w:t>
-      </w:r>
-      <w:r>
-        <w:rPr>
-          <w:lang w:val="en-US"/>
-        </w:rPr>
-        <w:t xml:space="preserve"> </w:t>
-      </w:r>
-      <w:r>
-        <w:rPr>
-          <w:lang w:val="en-US"/>
-        </w:rPr>
-        <w:t>The processor will not charge any cost</w:t>
-      </w:r>
-      <w:r>
-        <w:rPr>
-          <w:lang w:val="en-US"/>
-        </w:rPr>
-        <w:t xml:space="preserve">s regarding handling potential data leaks at the processor. </w:t>
-      </w:r>
+        <w:t xml:space="preserve">In case of non-fulfillment of the obligations of the sub-processor, the processor is still liable for the fulfillment of obligations towards the controller. </w:t>
+      </w:r>
+    </w:p>
+    <w:p>
+      <w:pPr>
+        <w:rPr>
+          <w:lang w:val="en-US"/>
+        </w:rPr>
+      </w:pPr>
+    </w:p>
+    <w:p>
+      <w:pPr>
+        <w:pStyle w:val="Heading2"/>
+      </w:pPr>
+      <w:r>
+        <w:t>Assistance and incidents</w:t>
+      </w:r>
+    </w:p>
+    <w:p>
+      <w:pPr>
+        <w:rPr>
+          <w:lang w:val="en-US"/>
+        </w:rPr>
+      </w:pPr>
     </w:p>
     <w:p>
       <w:pPr>
@@ -1063,19 +1299,51 @@
         <w:rPr>
           <w:lang w:val="en-US"/>
         </w:rPr>
-        <w:t>The processor helps to comply with the obligations regarding Data Protection Impact Assessment.</w:t>
-      </w:r>
-      <w:r>
-        <w:rPr>
-          <w:lang w:val="en-US"/>
-        </w:rPr>
-        <w:t xml:space="preserve"> </w:t>
-      </w:r>
-      <w:r>
-        <w:rPr>
-          <w:lang w:val="en-US"/>
-        </w:rPr>
-        <w:t xml:space="preserve">The processor will not charge more than reasonable costs for this (max. € 100 per hour for direct hours only). </w:t>
+        <w:t xml:space="preserve">The processor </w:t>
+      </w:r>
+      <w:r>
+        <w:rPr>
+          <w:lang w:val="en-US"/>
+        </w:rPr>
+        <w:t xml:space="preserve">will </w:t>
+      </w:r>
+      <w:proofErr w:type="gramStart"/>
+      <w:r>
+        <w:rPr>
+          <w:lang w:val="en-US"/>
+        </w:rPr>
+        <w:t>provide assistance to</w:t>
+      </w:r>
+      <w:proofErr w:type="gramEnd"/>
+      <w:r>
+        <w:rPr>
+          <w:lang w:val="en-US"/>
+        </w:rPr>
+        <w:t xml:space="preserve"> the</w:t>
+      </w:r>
+      <w:r>
+        <w:rPr>
+          <w:lang w:val="en-US"/>
+        </w:rPr>
+        <w:t xml:space="preserve"> controller </w:t>
+      </w:r>
+      <w:r>
+        <w:rPr>
+          <w:lang w:val="en-US"/>
+        </w:rPr>
+        <w:t>so that the controller can meets its GDPR obligations, for instance in the case of a</w:t>
+      </w:r>
+      <w:r>
+        <w:rPr>
+          <w:lang w:val="en-US"/>
+        </w:rPr>
+        <w:t xml:space="preserve">n </w:t>
+      </w:r>
+      <w:r>
+        <w:rPr>
+          <w:lang w:val="en-US"/>
+        </w:rPr>
+        <w:t xml:space="preserve">audit or investigation, the need to make a DPIA or when there is a data subject request.  </w:t>
       </w:r>
     </w:p>
     <w:p>
@@ -1093,73 +1361,13 @@
         <w:rPr>
           <w:lang w:val="en-US"/>
         </w:rPr>
-        <w:t xml:space="preserve">The processor cooperates with audits by the </w:t>
-      </w:r>
-      <w:r>
-        <w:rPr>
-          <w:lang w:val="en-US"/>
-        </w:rPr>
-        <w:t>c</w:t>
-      </w:r>
-      <w:r>
-        <w:rPr>
-          <w:lang w:val="en-US"/>
-        </w:rPr>
-        <w:t xml:space="preserve">ontroller or a third party engaged by the </w:t>
-      </w:r>
-      <w:r>
-        <w:rPr>
-          <w:lang w:val="en-US"/>
-        </w:rPr>
-        <w:t>c</w:t>
-      </w:r>
-      <w:r>
-        <w:rPr>
-          <w:lang w:val="en-US"/>
-        </w:rPr>
-        <w:t xml:space="preserve">ontroller. </w:t>
-      </w:r>
-      <w:r>
-        <w:rPr>
-          <w:lang w:val="en-US"/>
-        </w:rPr>
-        <w:t>The p</w:t>
-      </w:r>
-      <w:r>
-        <w:rPr>
-          <w:lang w:val="en-US"/>
-        </w:rPr>
-        <w:t>rocessor makes all relevant information available to check whether the processor complies with the obligations set out in this agreement</w:t>
-      </w:r>
-      <w:r>
-        <w:rPr>
-          <w:lang w:val="en-US"/>
-        </w:rPr>
-        <w:t xml:space="preserve">. </w:t>
-      </w:r>
-    </w:p>
-    <w:p>
-      <w:pPr>
-        <w:pStyle w:val="ListParagraph"/>
-        <w:numPr>
-          <w:ilvl w:val="0"/>
-          <w:numId w:val="1"/>
-        </w:numPr>
-        <w:rPr>
-          <w:lang w:val="en-US"/>
-        </w:rPr>
-      </w:pPr>
-      <w:r>
-        <w:rPr>
-          <w:lang w:val="en-US"/>
-        </w:rPr>
-        <w:t>After the processing services</w:t>
-      </w:r>
-      <w:r>
-        <w:rPr>
-          <w:lang w:val="en-US"/>
-        </w:rPr>
-        <w:t xml:space="preserve"> have</w:t>
+        <w:t xml:space="preserve">The processor immediately reports </w:t>
+      </w:r>
+      <w:r>
+        <w:rPr>
+          <w:lang w:val="en-US"/>
+        </w:rPr>
+        <w:t xml:space="preserve">information security incidents involving personal data covered under that DPA to the controller, so that the controller can investigate if this is a reportable data breach. </w:t>
       </w:r>
       <w:r>
         <w:rPr>
@@ -1167,139 +1375,28 @@
         </w:rPr>
         <w:t xml:space="preserve"> </w:t>
       </w:r>
-      <w:r>
-        <w:rPr>
-          <w:lang w:val="en-US"/>
-        </w:rPr>
-        <w:t>ended</w:t>
-      </w:r>
-      <w:r>
-        <w:rPr>
-          <w:lang w:val="en-US"/>
-        </w:rPr>
-        <w:t xml:space="preserve">, the processor will delete the data (or return it to the responsible party), unless it is legally obliged to keep it. This will be done as soon as possible, but in any case within four weeks after the end of the processing services. </w:t>
-      </w:r>
-    </w:p>
-    <w:p>
-      <w:pPr>
-        <w:pStyle w:val="ListParagraph"/>
-        <w:numPr>
-          <w:ilvl w:val="0"/>
-          <w:numId w:val="1"/>
-        </w:numPr>
-        <w:rPr>
-          <w:lang w:val="en-US"/>
-        </w:rPr>
-      </w:pPr>
-      <w:r>
-        <w:rPr>
-          <w:lang w:val="en-US"/>
-        </w:rPr>
-        <w:t>The processor may not process the data outside organizations / countries that offer at least as many guarantees as the European Union, unless otherwise agreed in writing.</w:t>
-      </w:r>
-    </w:p>
-    <w:p>
-      <w:pPr>
-        <w:pStyle w:val="ListParagraph"/>
-        <w:numPr>
-          <w:ilvl w:val="0"/>
-          <w:numId w:val="1"/>
-        </w:numPr>
-        <w:rPr>
-          <w:lang w:val="en-US"/>
-        </w:rPr>
-      </w:pPr>
-      <w:r>
-        <w:rPr>
-          <w:lang w:val="en-US"/>
-        </w:rPr>
-        <w:t xml:space="preserve">This agreement is governed by Dutch law. Any dispute arising in connection with this data processing agreement must be brought to a Dutch court. </w:t>
-      </w:r>
+    </w:p>
+    <w:p>
+      <w:pPr>
+        <w:rPr>
+          <w:lang w:val="en-US"/>
+        </w:rPr>
+      </w:pPr>
     </w:p>
     <w:p>
       <w:pPr>
         <w:pStyle w:val="Heading2"/>
-        <w:rPr>
-          <w:lang w:val="en-US"/>
-        </w:rPr>
-      </w:pPr>
-      <w:r>
-        <w:rPr>
-          <w:lang w:val="en-US"/>
-        </w:rPr>
-        <w:t>Overview security measures</w:t>
-      </w:r>
-    </w:p>
-    <w:p>
-      <w:pPr>
-        <w:rPr>
-          <w:lang w:val="en-US"/>
-        </w:rPr>
-      </w:pPr>
-      <w:r>
-        <w:rPr>
-          <w:lang w:val="en-US"/>
-        </w:rPr>
-        <w:t>The processor will at least apply the following measures:</w:t>
-      </w:r>
-    </w:p>
-    <w:p>
-      <w:pPr>
-        <w:rPr>
-          <w:lang w:val="en-US"/>
-        </w:rPr>
-      </w:pPr>
-      <w:r>
-        <w:rPr>
-          <w:lang w:val="en-US"/>
-        </w:rPr>
-        <w:t>@@</w:t>
-      </w:r>
-    </w:p>
-    <w:p>
-      <w:pPr>
-        <w:rPr>
-          <w:lang w:val="en-US"/>
-        </w:rPr>
-      </w:pPr>
-      <w:r>
-        <w:rPr>
-          <w:lang w:val="en-US"/>
-        </w:rPr>
-        <w:t xml:space="preserve">(For example pseudonymization and encryption of personal data, permanent information security, </w:t>
-      </w:r>
-      <w:r>
-        <w:rPr>
-          <w:lang w:val="en-US"/>
-        </w:rPr>
-        <w:t>recovery</w:t>
-      </w:r>
-      <w:r>
-        <w:rPr>
-          <w:lang w:val="en-US"/>
-        </w:rPr>
-        <w:t xml:space="preserve"> of availability and access to data in the event of incidents, regular security testing.)</w:t>
-      </w:r>
-    </w:p>
-    <w:p>
-      <w:pPr>
-        <w:rPr>
-          <w:lang w:val="en-US"/>
-        </w:rPr>
-      </w:pPr>
-    </w:p>
-    <w:p>
-      <w:pPr>
-        <w:rPr>
-          <w:lang w:val="en-US"/>
-        </w:rPr>
-      </w:pPr>
-      <w:r>
-        <w:rPr>
-          <w:lang w:val="en-US"/>
-        </w:rPr>
-        <w:t>Agreed and signed:</w:t>
-      </w:r>
+      </w:pPr>
+      <w:r>
+        <w:t>Signatures</w:t>
+      </w:r>
+    </w:p>
+    <w:p>
+      <w:pPr>
+        <w:rPr>
+          <w:lang w:val="en-US"/>
+        </w:rPr>
+      </w:pPr>
     </w:p>
     <w:tbl>
       <w:tblPr>
@@ -1394,15 +1491,872 @@
     <w:p>
       <w:pPr>
         <w:pStyle w:val="Heading2"/>
-        <w:rPr>
-          <w:lang w:val="en-US"/>
-        </w:rPr>
-      </w:pPr>
-      <w:r>
-        <w:rPr>
-          <w:lang w:val="en-US"/>
-        </w:rPr>
+      </w:pPr>
+      <w:r>
         <w:lastRenderedPageBreak/>
+        <w:t>Appendix 1: Information security measures</w:t>
+      </w:r>
+    </w:p>
+    <w:p>
+      <w:pPr>
+        <w:rPr>
+          <w:lang w:val="en-US"/>
+        </w:rPr>
+      </w:pPr>
+      <w:r>
+        <w:rPr>
+          <w:lang w:val="en-US"/>
+        </w:rPr>
+        <w:t>The p</w:t>
+      </w:r>
+      <w:r>
+        <w:rPr>
+          <w:lang w:val="en-US"/>
+        </w:rPr>
+        <w:t xml:space="preserve">rocessor </w:t>
+      </w:r>
+      <w:r>
+        <w:rPr>
+          <w:lang w:val="en-US"/>
+        </w:rPr>
+        <w:t>must take</w:t>
+      </w:r>
+      <w:r>
+        <w:rPr>
+          <w:lang w:val="en-US"/>
+        </w:rPr>
+        <w:t xml:space="preserve"> appropriate technical and organizational measures </w:t>
+      </w:r>
+      <w:r>
+        <w:rPr>
+          <w:lang w:val="en-US"/>
+        </w:rPr>
+        <w:t xml:space="preserve">to protect the personal data covered by this processing agreement. The measures </w:t>
+      </w:r>
+      <w:proofErr w:type="gramStart"/>
+      <w:r>
+        <w:rPr>
+          <w:lang w:val="en-US"/>
+        </w:rPr>
+        <w:t>takes</w:t>
+      </w:r>
+      <w:proofErr w:type="gramEnd"/>
+      <w:r>
+        <w:rPr>
+          <w:lang w:val="en-US"/>
+        </w:rPr>
+        <w:t xml:space="preserve"> must include the following measures (fill in any measures that are needed for your situation):</w:t>
+      </w:r>
+    </w:p>
+    <w:p>
+      <w:pPr>
+        <w:rPr>
+          <w:lang w:val="en-US"/>
+        </w:rPr>
+      </w:pPr>
+    </w:p>
+    <w:tbl>
+      <w:tblPr>
+        <w:tblStyle w:val="TableGrid"/>
+        <w:tblW w:w="0" w:type="auto"/>
+        <w:tblLook w:val="04A0" w:firstRow="1" w:lastRow="0" w:firstColumn="1" w:lastColumn="0" w:noHBand="0" w:noVBand="1"/>
+      </w:tblPr>
+      <w:tblGrid>
+        <w:gridCol w:w="4269"/>
+        <w:gridCol w:w="4269"/>
+      </w:tblGrid>
+      <w:tr>
+        <w:tc>
+          <w:tcPr>
+            <w:tcW w:w="4269" w:type="dxa"/>
+          </w:tcPr>
+          <w:p>
+            <w:pPr>
+              <w:rPr>
+                <w:b/>
+                <w:bCs/>
+              </w:rPr>
+            </w:pPr>
+            <w:r>
+              <w:rPr>
+                <w:b/>
+                <w:bCs/>
+                <w:sz w:val="22"/>
+              </w:rPr>
+              <w:t>Information security measure</w:t>
+            </w:r>
+          </w:p>
+        </w:tc>
+        <w:tc>
+          <w:tcPr>
+            <w:tcW w:w="4269" w:type="dxa"/>
+          </w:tcPr>
+          <w:p>
+            <w:pPr>
+              <w:rPr>
+                <w:b/>
+                <w:bCs/>
+                <w:sz w:val="22"/>
+                <w:szCs w:val="22"/>
+              </w:rPr>
+            </w:pPr>
+            <w:r>
+              <w:rPr>
+                <w:b/>
+                <w:bCs/>
+                <w:sz w:val="22"/>
+                <w:szCs w:val="22"/>
+              </w:rPr>
+              <w:t>Required?</w:t>
+            </w:r>
+          </w:p>
+        </w:tc>
+      </w:tr>
+      <w:tr>
+        <w:tc>
+          <w:tcPr>
+            <w:tcW w:w="4269" w:type="dxa"/>
+          </w:tcPr>
+          <w:p>
+            <w:pPr>
+              <w:rPr>
+                <w:sz w:val="22"/>
+              </w:rPr>
+            </w:pPr>
+            <w:r>
+              <w:rPr>
+                <w:sz w:val="22"/>
+              </w:rPr>
+              <w:t>ISMS based on ISO 27001, verified by independent audits</w:t>
+            </w:r>
+          </w:p>
+        </w:tc>
+        <w:tc>
+          <w:tcPr>
+            <w:tcW w:w="4269" w:type="dxa"/>
+          </w:tcPr>
+          <w:p>
+            <w:pPr>
+              <w:rPr>
+                <w:sz w:val="22"/>
+              </w:rPr>
+            </w:pPr>
+          </w:p>
+        </w:tc>
+      </w:tr>
+      <w:tr>
+        <w:tc>
+          <w:tcPr>
+            <w:tcW w:w="4269" w:type="dxa"/>
+          </w:tcPr>
+          <w:p>
+            <w:pPr>
+              <w:rPr>
+                <w:sz w:val="22"/>
+              </w:rPr>
+            </w:pPr>
+            <w:r>
+              <w:rPr>
+                <w:sz w:val="22"/>
+              </w:rPr>
+              <w:t xml:space="preserve">Daily or more </w:t>
+            </w:r>
+            <w:r>
+              <w:rPr>
+                <w:sz w:val="22"/>
+              </w:rPr>
+              <w:t>f</w:t>
+            </w:r>
+            <w:r>
+              <w:rPr>
+                <w:sz w:val="22"/>
+              </w:rPr>
+              <w:t>requent backups</w:t>
+            </w:r>
+          </w:p>
+        </w:tc>
+        <w:tc>
+          <w:tcPr>
+            <w:tcW w:w="4269" w:type="dxa"/>
+          </w:tcPr>
+          <w:p>
+            <w:pPr>
+              <w:rPr>
+                <w:sz w:val="22"/>
+              </w:rPr>
+            </w:pPr>
+          </w:p>
+        </w:tc>
+      </w:tr>
+      <w:tr>
+        <w:tc>
+          <w:tcPr>
+            <w:tcW w:w="4269" w:type="dxa"/>
+          </w:tcPr>
+          <w:p>
+            <w:pPr>
+              <w:rPr>
+                <w:sz w:val="22"/>
+              </w:rPr>
+            </w:pPr>
+            <w:r>
+              <w:rPr>
+                <w:sz w:val="22"/>
+              </w:rPr>
+              <w:t>Website encryption, e.g. in line with internet.nl</w:t>
+            </w:r>
+          </w:p>
+        </w:tc>
+        <w:tc>
+          <w:tcPr>
+            <w:tcW w:w="4269" w:type="dxa"/>
+          </w:tcPr>
+          <w:p>
+            <w:pPr>
+              <w:rPr>
+                <w:sz w:val="22"/>
+              </w:rPr>
+            </w:pPr>
+          </w:p>
+        </w:tc>
+      </w:tr>
+      <w:tr>
+        <w:tc>
+          <w:tcPr>
+            <w:tcW w:w="4269" w:type="dxa"/>
+          </w:tcPr>
+          <w:p>
+            <w:pPr>
+              <w:rPr>
+                <w:sz w:val="22"/>
+              </w:rPr>
+            </w:pPr>
+          </w:p>
+        </w:tc>
+        <w:tc>
+          <w:tcPr>
+            <w:tcW w:w="4269" w:type="dxa"/>
+          </w:tcPr>
+          <w:p>
+            <w:pPr>
+              <w:rPr>
+                <w:sz w:val="22"/>
+              </w:rPr>
+            </w:pPr>
+          </w:p>
+        </w:tc>
+      </w:tr>
+      <w:tr>
+        <w:tc>
+          <w:tcPr>
+            <w:tcW w:w="4269" w:type="dxa"/>
+          </w:tcPr>
+          <w:p>
+            <w:pPr>
+              <w:rPr>
+                <w:sz w:val="22"/>
+              </w:rPr>
+            </w:pPr>
+          </w:p>
+        </w:tc>
+        <w:tc>
+          <w:tcPr>
+            <w:tcW w:w="4269" w:type="dxa"/>
+          </w:tcPr>
+          <w:p>
+            <w:pPr>
+              <w:rPr>
+                <w:sz w:val="22"/>
+              </w:rPr>
+            </w:pPr>
+          </w:p>
+        </w:tc>
+      </w:tr>
+      <w:tr>
+        <w:tc>
+          <w:tcPr>
+            <w:tcW w:w="4269" w:type="dxa"/>
+          </w:tcPr>
+          <w:p>
+            <w:pPr>
+              <w:rPr>
+                <w:sz w:val="22"/>
+              </w:rPr>
+            </w:pPr>
+          </w:p>
+        </w:tc>
+        <w:tc>
+          <w:tcPr>
+            <w:tcW w:w="4269" w:type="dxa"/>
+          </w:tcPr>
+          <w:p>
+            <w:pPr>
+              <w:rPr>
+                <w:sz w:val="22"/>
+              </w:rPr>
+            </w:pPr>
+          </w:p>
+        </w:tc>
+      </w:tr>
+      <w:tr>
+        <w:tc>
+          <w:tcPr>
+            <w:tcW w:w="4269" w:type="dxa"/>
+          </w:tcPr>
+          <w:p>
+            <w:pPr>
+              <w:rPr>
+                <w:sz w:val="22"/>
+              </w:rPr>
+            </w:pPr>
+          </w:p>
+        </w:tc>
+        <w:tc>
+          <w:tcPr>
+            <w:tcW w:w="4269" w:type="dxa"/>
+          </w:tcPr>
+          <w:p>
+            <w:pPr>
+              <w:rPr>
+                <w:sz w:val="22"/>
+              </w:rPr>
+            </w:pPr>
+          </w:p>
+        </w:tc>
+      </w:tr>
+    </w:tbl>
+    <w:p>
+      <w:pPr>
+        <w:rPr>
+          <w:lang w:val="en-US"/>
+        </w:rPr>
+      </w:pPr>
+    </w:p>
+    <w:p>
+      <w:pPr>
+        <w:pStyle w:val="Heading2"/>
+      </w:pPr>
+      <w:r>
+        <w:t xml:space="preserve">Appendix </w:t>
+      </w:r>
+      <w:r>
+        <w:t>2</w:t>
+      </w:r>
+      <w:r>
+        <w:t xml:space="preserve">: </w:t>
+      </w:r>
+      <w:proofErr w:type="spellStart"/>
+      <w:r>
+        <w:t>Subprocessors</w:t>
+      </w:r>
+      <w:proofErr w:type="spellEnd"/>
+    </w:p>
+    <w:p>
+      <w:pPr>
+        <w:rPr>
+          <w:lang w:val="en-GB"/>
+        </w:rPr>
+      </w:pPr>
+      <w:r>
+        <w:rPr>
+          <w:lang w:val="en-GB"/>
+        </w:rPr>
+        <w:t>The processor ca</w:t>
+      </w:r>
+      <w:r>
+        <w:rPr>
+          <w:lang w:val="en-GB"/>
+        </w:rPr>
+        <w:t xml:space="preserve">n only share the personal data with the following </w:t>
+      </w:r>
+      <w:proofErr w:type="spellStart"/>
+      <w:r>
+        <w:rPr>
+          <w:lang w:val="en-GB"/>
+        </w:rPr>
+        <w:t>subprocessors</w:t>
+      </w:r>
+      <w:proofErr w:type="spellEnd"/>
+      <w:r>
+        <w:rPr>
+          <w:lang w:val="en-GB"/>
+        </w:rPr>
+        <w:t xml:space="preserve">, or when additional written permission is given. </w:t>
+      </w:r>
+    </w:p>
+    <w:p>
+      <w:pPr>
+        <w:rPr>
+          <w:lang w:val="en-GB"/>
+        </w:rPr>
+      </w:pPr>
+    </w:p>
+    <w:tbl>
+      <w:tblPr>
+        <w:tblStyle w:val="TableGrid"/>
+        <w:tblW w:w="0" w:type="auto"/>
+        <w:tblLook w:val="04A0" w:firstRow="1" w:lastRow="0" w:firstColumn="1" w:lastColumn="0" w:noHBand="0" w:noVBand="1"/>
+      </w:tblPr>
+      <w:tblGrid>
+        <w:gridCol w:w="2689"/>
+        <w:gridCol w:w="3570"/>
+        <w:gridCol w:w="2279"/>
+      </w:tblGrid>
+      <w:tr>
+        <w:tc>
+          <w:tcPr>
+            <w:tcW w:w="2689" w:type="dxa"/>
+          </w:tcPr>
+          <w:p>
+            <w:pPr>
+              <w:rPr>
+                <w:b/>
+                <w:bCs/>
+                <w:sz w:val="20"/>
+                <w:szCs w:val="21"/>
+              </w:rPr>
+            </w:pPr>
+            <w:proofErr w:type="spellStart"/>
+            <w:r>
+              <w:rPr>
+                <w:b/>
+                <w:bCs/>
+                <w:sz w:val="20"/>
+                <w:szCs w:val="21"/>
+              </w:rPr>
+              <w:t>Subprocessor</w:t>
+            </w:r>
+            <w:proofErr w:type="spellEnd"/>
+            <w:r>
+              <w:rPr>
+                <w:b/>
+                <w:bCs/>
+                <w:sz w:val="20"/>
+                <w:szCs w:val="21"/>
+              </w:rPr>
+              <w:t xml:space="preserve"> name</w:t>
+            </w:r>
+          </w:p>
+        </w:tc>
+        <w:tc>
+          <w:tcPr>
+            <w:tcW w:w="3570" w:type="dxa"/>
+          </w:tcPr>
+          <w:p>
+            <w:pPr>
+              <w:rPr>
+                <w:b/>
+                <w:bCs/>
+                <w:sz w:val="20"/>
+                <w:szCs w:val="21"/>
+              </w:rPr>
+            </w:pPr>
+            <w:r>
+              <w:rPr>
+                <w:b/>
+                <w:bCs/>
+                <w:sz w:val="20"/>
+                <w:szCs w:val="21"/>
+              </w:rPr>
+              <w:t>Website / location</w:t>
+            </w:r>
+          </w:p>
+        </w:tc>
+        <w:tc>
+          <w:tcPr>
+            <w:tcW w:w="2279" w:type="dxa"/>
+          </w:tcPr>
+          <w:p>
+            <w:pPr>
+              <w:rPr>
+                <w:b/>
+                <w:bCs/>
+                <w:sz w:val="20"/>
+                <w:szCs w:val="21"/>
+              </w:rPr>
+            </w:pPr>
+            <w:r>
+              <w:rPr>
+                <w:b/>
+                <w:bCs/>
+                <w:sz w:val="20"/>
+                <w:szCs w:val="21"/>
+              </w:rPr>
+              <w:t>Notes</w:t>
+            </w:r>
+          </w:p>
+        </w:tc>
+      </w:tr>
+      <w:tr>
+        <w:tc>
+          <w:tcPr>
+            <w:tcW w:w="2689" w:type="dxa"/>
+          </w:tcPr>
+          <w:p>
+            <w:pPr>
+              <w:rPr>
+                <w:sz w:val="20"/>
+                <w:szCs w:val="21"/>
+              </w:rPr>
+            </w:pPr>
+            <w:r>
+              <w:rPr>
+                <w:sz w:val="20"/>
+                <w:szCs w:val="21"/>
+              </w:rPr>
+              <w:t xml:space="preserve">Atlassian </w:t>
+            </w:r>
+          </w:p>
+        </w:tc>
+        <w:tc>
+          <w:tcPr>
+            <w:tcW w:w="3570" w:type="dxa"/>
+          </w:tcPr>
+          <w:p>
+            <w:pPr>
+              <w:rPr>
+                <w:sz w:val="20"/>
+                <w:szCs w:val="21"/>
+              </w:rPr>
+            </w:pPr>
+            <w:r>
+              <w:rPr>
+                <w:sz w:val="20"/>
+                <w:szCs w:val="21"/>
+              </w:rPr>
+              <w:t>https://www.atlassian.com/</w:t>
+            </w:r>
+          </w:p>
+        </w:tc>
+        <w:tc>
+          <w:tcPr>
+            <w:tcW w:w="2279" w:type="dxa"/>
+          </w:tcPr>
+          <w:p>
+            <w:pPr>
+              <w:rPr>
+                <w:sz w:val="20"/>
+                <w:szCs w:val="21"/>
+              </w:rPr>
+            </w:pPr>
+            <w:r>
+              <w:rPr>
+                <w:sz w:val="20"/>
+                <w:szCs w:val="21"/>
+              </w:rPr>
+              <w:t>Provides Jira</w:t>
+            </w:r>
+          </w:p>
+        </w:tc>
+      </w:tr>
+      <w:tr>
+        <w:tc>
+          <w:tcPr>
+            <w:tcW w:w="2689" w:type="dxa"/>
+          </w:tcPr>
+          <w:p>
+            <w:pPr>
+              <w:rPr>
+                <w:sz w:val="20"/>
+                <w:szCs w:val="21"/>
+              </w:rPr>
+            </w:pPr>
+            <w:r>
+              <w:rPr>
+                <w:sz w:val="20"/>
+                <w:szCs w:val="21"/>
+              </w:rPr>
+              <w:t xml:space="preserve">Microsoft </w:t>
+            </w:r>
+          </w:p>
+        </w:tc>
+        <w:tc>
+          <w:tcPr>
+            <w:tcW w:w="3570" w:type="dxa"/>
+          </w:tcPr>
+          <w:p>
+            <w:pPr>
+              <w:rPr>
+                <w:sz w:val="20"/>
+                <w:szCs w:val="21"/>
+              </w:rPr>
+            </w:pPr>
+            <w:r>
+              <w:rPr>
+                <w:sz w:val="20"/>
+                <w:szCs w:val="21"/>
+              </w:rPr>
+              <w:t>https://www.microsoft.com/nl-nl</w:t>
+            </w:r>
+          </w:p>
+        </w:tc>
+        <w:tc>
+          <w:tcPr>
+            <w:tcW w:w="2279" w:type="dxa"/>
+          </w:tcPr>
+          <w:p>
+            <w:pPr>
+              <w:rPr>
+                <w:sz w:val="20"/>
+                <w:szCs w:val="21"/>
+              </w:rPr>
+            </w:pPr>
+            <w:r>
+              <w:rPr>
+                <w:sz w:val="20"/>
+                <w:szCs w:val="21"/>
+              </w:rPr>
+              <w:t>Office tools</w:t>
+            </w:r>
+          </w:p>
+        </w:tc>
+      </w:tr>
+      <w:tr>
+        <w:tc>
+          <w:tcPr>
+            <w:tcW w:w="2689" w:type="dxa"/>
+          </w:tcPr>
+          <w:p>
+            <w:pPr>
+              <w:rPr>
+                <w:sz w:val="20"/>
+                <w:szCs w:val="21"/>
+              </w:rPr>
+            </w:pPr>
+            <w:proofErr w:type="spellStart"/>
+            <w:r>
+              <w:rPr>
+                <w:sz w:val="20"/>
+                <w:szCs w:val="21"/>
+              </w:rPr>
+              <w:t>Crowdtech</w:t>
+            </w:r>
+            <w:proofErr w:type="spellEnd"/>
+          </w:p>
+        </w:tc>
+        <w:tc>
+          <w:tcPr>
+            <w:tcW w:w="3570" w:type="dxa"/>
+          </w:tcPr>
+          <w:p>
+            <w:pPr>
+              <w:rPr>
+                <w:sz w:val="20"/>
+                <w:szCs w:val="21"/>
+              </w:rPr>
+            </w:pPr>
+            <w:r>
+              <w:rPr>
+                <w:sz w:val="20"/>
+                <w:szCs w:val="21"/>
+              </w:rPr>
+              <w:t>https://crowdtech.com</w:t>
+            </w:r>
+          </w:p>
+        </w:tc>
+        <w:tc>
+          <w:tcPr>
+            <w:tcW w:w="2279" w:type="dxa"/>
+          </w:tcPr>
+          <w:p>
+            <w:pPr>
+              <w:rPr>
+                <w:sz w:val="20"/>
+                <w:szCs w:val="21"/>
+              </w:rPr>
+            </w:pPr>
+            <w:r>
+              <w:rPr>
+                <w:sz w:val="20"/>
+                <w:szCs w:val="21"/>
+              </w:rPr>
+              <w:t>Survey tool</w:t>
+            </w:r>
+          </w:p>
+        </w:tc>
+      </w:tr>
+      <w:tr>
+        <w:tc>
+          <w:tcPr>
+            <w:tcW w:w="2689" w:type="dxa"/>
+          </w:tcPr>
+          <w:p>
+            <w:pPr>
+              <w:rPr>
+                <w:sz w:val="20"/>
+                <w:szCs w:val="21"/>
+              </w:rPr>
+            </w:pPr>
+          </w:p>
+        </w:tc>
+        <w:tc>
+          <w:tcPr>
+            <w:tcW w:w="3570" w:type="dxa"/>
+          </w:tcPr>
+          <w:p>
+            <w:pPr>
+              <w:rPr>
+                <w:sz w:val="20"/>
+                <w:szCs w:val="21"/>
+              </w:rPr>
+            </w:pPr>
+          </w:p>
+        </w:tc>
+        <w:tc>
+          <w:tcPr>
+            <w:tcW w:w="2279" w:type="dxa"/>
+          </w:tcPr>
+          <w:p>
+            <w:pPr>
+              <w:rPr>
+                <w:sz w:val="20"/>
+                <w:szCs w:val="21"/>
+              </w:rPr>
+            </w:pPr>
+          </w:p>
+        </w:tc>
+      </w:tr>
+      <w:tr>
+        <w:tc>
+          <w:tcPr>
+            <w:tcW w:w="2689" w:type="dxa"/>
+          </w:tcPr>
+          <w:p>
+            <w:pPr>
+              <w:rPr>
+                <w:sz w:val="20"/>
+                <w:szCs w:val="21"/>
+              </w:rPr>
+            </w:pPr>
+          </w:p>
+        </w:tc>
+        <w:tc>
+          <w:tcPr>
+            <w:tcW w:w="3570" w:type="dxa"/>
+          </w:tcPr>
+          <w:p>
+            <w:pPr>
+              <w:rPr>
+                <w:sz w:val="20"/>
+                <w:szCs w:val="21"/>
+              </w:rPr>
+            </w:pPr>
+          </w:p>
+        </w:tc>
+        <w:tc>
+          <w:tcPr>
+            <w:tcW w:w="2279" w:type="dxa"/>
+          </w:tcPr>
+          <w:p>
+            <w:pPr>
+              <w:rPr>
+                <w:sz w:val="20"/>
+                <w:szCs w:val="21"/>
+              </w:rPr>
+            </w:pPr>
+          </w:p>
+        </w:tc>
+      </w:tr>
+      <w:tr>
+        <w:tc>
+          <w:tcPr>
+            <w:tcW w:w="2689" w:type="dxa"/>
+          </w:tcPr>
+          <w:p>
+            <w:pPr>
+              <w:rPr>
+                <w:sz w:val="20"/>
+                <w:szCs w:val="21"/>
+              </w:rPr>
+            </w:pPr>
+          </w:p>
+        </w:tc>
+        <w:tc>
+          <w:tcPr>
+            <w:tcW w:w="3570" w:type="dxa"/>
+          </w:tcPr>
+          <w:p>
+            <w:pPr>
+              <w:rPr>
+                <w:sz w:val="20"/>
+                <w:szCs w:val="21"/>
+              </w:rPr>
+            </w:pPr>
+          </w:p>
+        </w:tc>
+        <w:tc>
+          <w:tcPr>
+            <w:tcW w:w="2279" w:type="dxa"/>
+          </w:tcPr>
+          <w:p>
+            <w:pPr>
+              <w:rPr>
+                <w:sz w:val="20"/>
+                <w:szCs w:val="21"/>
+              </w:rPr>
+            </w:pPr>
+          </w:p>
+        </w:tc>
+      </w:tr>
+      <w:tr>
+        <w:tc>
+          <w:tcPr>
+            <w:tcW w:w="2689" w:type="dxa"/>
+          </w:tcPr>
+          <w:p>
+            <w:pPr>
+              <w:rPr>
+                <w:sz w:val="20"/>
+                <w:szCs w:val="21"/>
+              </w:rPr>
+            </w:pPr>
+          </w:p>
+        </w:tc>
+        <w:tc>
+          <w:tcPr>
+            <w:tcW w:w="3570" w:type="dxa"/>
+          </w:tcPr>
+          <w:p>
+            <w:pPr>
+              <w:rPr>
+                <w:sz w:val="20"/>
+                <w:szCs w:val="21"/>
+              </w:rPr>
+            </w:pPr>
+          </w:p>
+        </w:tc>
+        <w:tc>
+          <w:tcPr>
+            <w:tcW w:w="2279" w:type="dxa"/>
+          </w:tcPr>
+          <w:p>
+            <w:pPr>
+              <w:rPr>
+                <w:sz w:val="20"/>
+                <w:szCs w:val="21"/>
+              </w:rPr>
+            </w:pPr>
+          </w:p>
+        </w:tc>
+      </w:tr>
+    </w:tbl>
+    <w:p>
+      <w:pPr>
+        <w:rPr>
+          <w:lang w:val="en-US"/>
+        </w:rPr>
+      </w:pPr>
+    </w:p>
+    <w:p>
+      <w:pPr>
+        <w:pStyle w:val="Heading2"/>
+      </w:pPr>
+    </w:p>
+    <w:p>
+      <w:pPr>
+        <w:pStyle w:val="Heading2"/>
+      </w:pPr>
+      <w:r>
         <w:t>Background of template</w:t>
       </w:r>
     </w:p>
@@ -1416,798 +2370,377 @@
     <w:p>
       <w:pPr>
         <w:rPr>
-          <w:i/>
-          <w:lang w:val="en-US"/>
-        </w:rPr>
-      </w:pPr>
-      <w:r>
-        <w:rPr>
-          <w:i/>
-          <w:lang w:val="en-US"/>
-        </w:rPr>
-        <w:t>This template has been drawn up according to the guidelines of the Dutch Data Protection Authority, in order to comply with the AVG / GDPR. A processor agreement must be concluded between all clients and suppliers who exchange personal data.</w:t>
-      </w:r>
-    </w:p>
-    <w:p>
-      <w:pPr>
-        <w:rPr>
-          <w:i/>
-          <w:lang w:val="en-US"/>
-        </w:rPr>
-      </w:pPr>
-    </w:p>
-    <w:p>
-      <w:pPr>
-        <w:rPr>
-          <w:iCs/>
-          <w:lang w:val="en-US"/>
-        </w:rPr>
-      </w:pPr>
-      <w:r>
-        <w:rPr>
-          <w:iCs/>
-          <w:lang w:val="en-US"/>
-        </w:rPr>
-        <w:t>The Dutch Data Protection Authority</w:t>
-      </w:r>
-      <w:r>
-        <w:rPr>
-          <w:iCs/>
-          <w:lang w:val="en-US"/>
-        </w:rPr>
-        <w:t xml:space="preserve"> (DPA)</w:t>
-      </w:r>
-      <w:r>
-        <w:rPr>
-          <w:iCs/>
-          <w:lang w:val="en-US"/>
-        </w:rPr>
-        <w:t xml:space="preserve"> is the leading regulator for GDPR in the Netherlands. The </w:t>
-      </w:r>
-      <w:r>
-        <w:rPr>
-          <w:iCs/>
-          <w:lang w:val="en-US"/>
-        </w:rPr>
-        <w:t>DPA</w:t>
-      </w:r>
-      <w:r>
-        <w:rPr>
-          <w:iCs/>
-          <w:lang w:val="en-US"/>
-        </w:rPr>
-        <w:t xml:space="preserve"> has published the following about the processor agreement. This template is based on this. </w:t>
-      </w:r>
-    </w:p>
-    <w:p>
-      <w:pPr>
-        <w:rPr>
-          <w:lang w:val="en-US"/>
-        </w:rPr>
-      </w:pPr>
-      <w:r>
-        <w:rPr>
-          <w:lang w:val="en-US"/>
-        </w:rPr>
-        <w:t>Source (Dutch)</w:t>
-      </w:r>
-      <w:r>
-        <w:rPr>
+          <w:rFonts w:cs="Arial"/>
+          <w:szCs w:val="22"/>
+          <w:lang w:val="en-US"/>
+        </w:rPr>
+      </w:pPr>
+      <w:r>
+        <w:rPr>
+          <w:rFonts w:cs="Arial"/>
+          <w:szCs w:val="22"/>
+          <w:lang w:val="en-US"/>
+        </w:rPr>
+        <w:t xml:space="preserve">ICT Institute </w:t>
+      </w:r>
+      <w:r>
+        <w:rPr>
+          <w:rFonts w:cs="Arial"/>
+          <w:szCs w:val="22"/>
+          <w:lang w:val="en-US"/>
+        </w:rPr>
+        <w:t>makes</w:t>
+      </w:r>
+      <w:r>
+        <w:rPr>
+          <w:rFonts w:cs="Arial"/>
+          <w:szCs w:val="22"/>
+          <w:lang w:val="en-US"/>
+        </w:rPr>
+        <w:t xml:space="preserve"> template such as these to help entrepreneurs </w:t>
+      </w:r>
+      <w:r>
+        <w:rPr>
+          <w:rFonts w:cs="Arial"/>
+          <w:szCs w:val="22"/>
+          <w:lang w:val="en-US"/>
+        </w:rPr>
+        <w:t>with compliance</w:t>
+      </w:r>
+      <w:r>
+        <w:rPr>
+          <w:rFonts w:cs="Arial"/>
+          <w:szCs w:val="22"/>
+          <w:lang w:val="en-US"/>
+        </w:rPr>
+        <w:t xml:space="preserve">. </w:t>
+      </w:r>
+      <w:r>
+        <w:rPr>
+          <w:rFonts w:cs="Arial"/>
+          <w:szCs w:val="22"/>
+          <w:lang w:val="en-US"/>
+        </w:rPr>
+        <w:t>You can find the latest version of all our GDPR, AI Act and ISO 27001 templates on our website (</w:t>
+      </w:r>
+      <w:r>
+        <w:rPr>
+          <w:rFonts w:cs="Arial"/>
+          <w:szCs w:val="22"/>
+          <w:lang w:val="en-US"/>
+        </w:rPr>
+        <w:t xml:space="preserve"> </w:t>
+      </w:r>
+      <w:bookmarkStart w:id="0" w:name="_Hlk217297425"/>
+      <w:r>
+        <w:rPr>
+          <w:rFonts w:cs="Arial"/>
+          <w:szCs w:val="22"/>
+          <w:lang w:val="en-US"/>
+        </w:rPr>
+        <w:fldChar w:fldCharType="begin"/>
+      </w:r>
+      <w:r>
+        <w:rPr>
+          <w:rFonts w:cs="Arial"/>
+          <w:szCs w:val="22"/>
+          <w:lang w:val="en-US"/>
+        </w:rPr>
+        <w:instrText>HYPERLINK "https://ictinstitute.nl/free-templates/"</w:instrText>
+      </w:r>
+      <w:r>
+        <w:rPr>
+          <w:rFonts w:cs="Arial"/>
+          <w:szCs w:val="22"/>
+          <w:lang w:val="en-US"/>
+        </w:rPr>
+      </w:r>
+      <w:r>
+        <w:rPr>
+          <w:rFonts w:cs="Arial"/>
+          <w:szCs w:val="22"/>
+          <w:lang w:val="en-US"/>
+        </w:rPr>
+        <w:fldChar w:fldCharType="separate"/>
+      </w:r>
+      <w:r>
+        <w:rPr>
+          <w:rStyle w:val="Hyperlink"/>
+          <w:rFonts w:ascii="Arial" w:hAnsi="Arial" w:cs="Arial"/>
+          <w:sz w:val="22"/>
+          <w:szCs w:val="22"/>
+          <w:lang w:val="en-US"/>
+        </w:rPr>
+        <w:t>https://ictinstitute.nl/free-templates/</w:t>
+      </w:r>
+      <w:bookmarkEnd w:id="0"/>
+      <w:r>
+        <w:rPr>
+          <w:rFonts w:cs="Arial"/>
+          <w:szCs w:val="22"/>
+          <w:lang w:val="en-US"/>
+        </w:rPr>
+        <w:fldChar w:fldCharType="end"/>
+      </w:r>
+      <w:r>
+        <w:rPr>
+          <w:rFonts w:cs="Arial"/>
+          <w:szCs w:val="22"/>
+          <w:lang w:val="en-US"/>
+        </w:rPr>
+        <w:t xml:space="preserve"> ) but also on </w:t>
+      </w:r>
+      <w:proofErr w:type="spellStart"/>
+      <w:r>
+        <w:rPr>
+          <w:rFonts w:cs="Arial"/>
+          <w:szCs w:val="22"/>
+          <w:lang w:val="en-US"/>
+        </w:rPr>
+        <w:t>github</w:t>
+      </w:r>
+      <w:proofErr w:type="spellEnd"/>
+      <w:r>
+        <w:rPr>
+          <w:rFonts w:cs="Arial"/>
+          <w:szCs w:val="22"/>
           <w:lang w:val="en-US"/>
         </w:rPr>
         <w:t xml:space="preserve">: </w:t>
       </w:r>
-      <w:hyperlink r:id="rId7" w:anchor="wat-moet-er-in-een-verwerkersovereenkomst-staan-6344" w:history="1">
+      <w:hyperlink r:id="rId8" w:history="1">
         <w:r>
           <w:rPr>
             <w:rStyle w:val="Hyperlink"/>
+            <w:rFonts w:ascii="Arial" w:hAnsi="Arial" w:cs="Arial"/>
+            <w:sz w:val="22"/>
+            <w:szCs w:val="22"/>
             <w:lang w:val="en-US"/>
           </w:rPr>
-          <w:t>https://autoriteitpersoonsgegevens.nl/nl/onderwerpen/avg-nieuwe-europese-privacywetgeving/verantwoordingsplicht#wat-moet-er-in-een-verwerkersovereenkomst-staan-6344</w:t>
+          <w:t>https://github.com/swzaken/freetemplates/</w:t>
         </w:r>
       </w:hyperlink>
-    </w:p>
-    <w:p>
-      <w:pPr>
-        <w:rPr>
-          <w:lang w:val="en-US"/>
-        </w:rPr>
-      </w:pPr>
-    </w:p>
-    <w:p>
-      <w:pPr>
+      <w:r>
         <w:rPr>
           <w:rFonts w:cs="Arial"/>
-          <w:sz w:val="18"/>
-          <w:szCs w:val="18"/>
-          <w:lang w:val="en-US"/>
-        </w:rPr>
-      </w:pPr>
+          <w:szCs w:val="22"/>
+          <w:lang w:val="en-US"/>
+        </w:rPr>
+        <w:t xml:space="preserve"> </w:t>
+      </w:r>
+    </w:p>
+    <w:p>
+      <w:pPr>
+        <w:rPr>
+          <w:i/>
+          <w:szCs w:val="22"/>
+          <w:lang w:val="en-US"/>
+        </w:rPr>
+      </w:pPr>
+    </w:p>
+    <w:p>
+      <w:pPr>
+        <w:rPr>
+          <w:iCs/>
+          <w:szCs w:val="22"/>
+          <w:lang w:val="en-US"/>
+        </w:rPr>
+      </w:pPr>
+      <w:r>
+        <w:rPr>
+          <w:iCs/>
+          <w:szCs w:val="22"/>
+          <w:lang w:val="en-US"/>
+        </w:rPr>
+        <w:t xml:space="preserve">The templates can be used and changed freely under creative commons license. If you are a customer of ICT Institute, you can remove all </w:t>
+      </w:r>
+      <w:r>
+        <w:rPr>
+          <w:iCs/>
+          <w:szCs w:val="22"/>
+          <w:lang w:val="en-US"/>
+        </w:rPr>
+        <w:t>ICT Institute</w:t>
+      </w:r>
+      <w:r>
+        <w:rPr>
+          <w:iCs/>
+          <w:szCs w:val="22"/>
+          <w:lang w:val="en-US"/>
+        </w:rPr>
+        <w:t xml:space="preserve"> references. </w:t>
+      </w:r>
+    </w:p>
+    <w:p>
+      <w:pPr>
+        <w:rPr>
+          <w:iCs/>
+          <w:szCs w:val="22"/>
+          <w:lang w:val="en-US"/>
+        </w:rPr>
+      </w:pPr>
+    </w:p>
+    <w:p>
+      <w:pPr>
+        <w:rPr>
+          <w:iCs/>
+          <w:szCs w:val="22"/>
+          <w:lang w:val="en-US"/>
+        </w:rPr>
+      </w:pPr>
+      <w:r>
+        <w:rPr>
+          <w:iCs/>
+          <w:szCs w:val="22"/>
+          <w:lang w:val="en-US"/>
+        </w:rPr>
+        <w:t>This template was made based on the requirements of the GDPR itself and guidance from the Dutch Data Protection Authority (</w:t>
+      </w:r>
+      <w:proofErr w:type="spellStart"/>
+      <w:r>
+        <w:rPr>
+          <w:iCs/>
+          <w:szCs w:val="22"/>
+          <w:lang w:val="en-US"/>
+        </w:rPr>
+        <w:t>autoriteit</w:t>
+      </w:r>
+      <w:proofErr w:type="spellEnd"/>
+      <w:r>
+        <w:rPr>
+          <w:iCs/>
+          <w:szCs w:val="22"/>
+          <w:lang w:val="en-US"/>
+        </w:rPr>
+        <w:t xml:space="preserve"> </w:t>
+      </w:r>
+      <w:proofErr w:type="spellStart"/>
+      <w:r>
+        <w:rPr>
+          <w:iCs/>
+          <w:szCs w:val="22"/>
+          <w:lang w:val="en-US"/>
+        </w:rPr>
+        <w:t>persoonsgegevens</w:t>
+      </w:r>
+      <w:proofErr w:type="spellEnd"/>
+      <w:r>
+        <w:rPr>
+          <w:iCs/>
+          <w:szCs w:val="22"/>
+          <w:lang w:val="en-US"/>
+        </w:rPr>
+        <w:t>). You can find more information via the following links:</w:t>
+      </w:r>
+    </w:p>
+    <w:p>
+      <w:pPr>
+        <w:pStyle w:val="ListParagraph"/>
+        <w:numPr>
+          <w:ilvl w:val="0"/>
+          <w:numId w:val="5"/>
+        </w:numPr>
+        <w:rPr>
+          <w:iCs/>
+          <w:szCs w:val="22"/>
+          <w:lang w:val="en-US"/>
+        </w:rPr>
+      </w:pPr>
+      <w:hyperlink r:id="rId9" w:history="1">
+        <w:r>
+          <w:rPr>
+            <w:rStyle w:val="Hyperlink"/>
+            <w:rFonts w:ascii="Arial" w:hAnsi="Arial"/>
+            <w:iCs/>
+            <w:sz w:val="22"/>
+            <w:szCs w:val="22"/>
+            <w:lang w:val="en-US"/>
+          </w:rPr>
+          <w:t>https://ictinstitute.nl/gdpr-template-data-processing-agreement/</w:t>
+        </w:r>
+      </w:hyperlink>
+    </w:p>
+    <w:p>
+      <w:pPr>
+        <w:pStyle w:val="ListParagraph"/>
+        <w:numPr>
+          <w:ilvl w:val="0"/>
+          <w:numId w:val="5"/>
+        </w:numPr>
+        <w:rPr>
+          <w:iCs/>
+          <w:szCs w:val="22"/>
+          <w:lang w:val="en-US"/>
+        </w:rPr>
+      </w:pPr>
+      <w:hyperlink r:id="rId10" w:history="1">
+        <w:r>
+          <w:rPr>
+            <w:rStyle w:val="Hyperlink"/>
+            <w:rFonts w:ascii="Arial" w:hAnsi="Arial"/>
+            <w:iCs/>
+            <w:sz w:val="22"/>
+            <w:szCs w:val="22"/>
+            <w:lang w:val="en-US"/>
+          </w:rPr>
+          <w:t>https://gdpr-info.eu/art-28-gdpr/</w:t>
+        </w:r>
+      </w:hyperlink>
+      <w:r>
+        <w:rPr>
+          <w:iCs/>
+          <w:szCs w:val="22"/>
+          <w:lang w:val="en-US"/>
+        </w:rPr>
+        <w:t xml:space="preserve"> </w:t>
+      </w:r>
+    </w:p>
+    <w:p>
+      <w:pPr>
+        <w:pStyle w:val="ListParagraph"/>
+        <w:numPr>
+          <w:ilvl w:val="0"/>
+          <w:numId w:val="5"/>
+        </w:numPr>
+        <w:rPr>
+          <w:iCs/>
+          <w:szCs w:val="22"/>
+          <w:lang w:val="en-US"/>
+        </w:rPr>
+      </w:pPr>
+      <w:hyperlink r:id="rId11" w:history="1">
+        <w:r>
+          <w:rPr>
+            <w:rStyle w:val="Hyperlink"/>
+            <w:rFonts w:ascii="Arial" w:hAnsi="Arial"/>
+            <w:iCs/>
+            <w:sz w:val="22"/>
+            <w:szCs w:val="22"/>
+            <w:lang w:val="en-US"/>
+          </w:rPr>
+          <w:t>https://autoriteitpersoonsgegevens.nl/themas/basis-avg/avg-algemeen/verwerkersovereenkomst</w:t>
+        </w:r>
+      </w:hyperlink>
+      <w:r>
+        <w:rPr>
+          <w:iCs/>
+          <w:szCs w:val="22"/>
+          <w:lang w:val="en-US"/>
+        </w:rPr>
+        <w:t xml:space="preserve"> </w:t>
+      </w:r>
     </w:p>
     <w:p>
       <w:pPr>
         <w:rPr>
           <w:rFonts w:cs="Arial"/>
-          <w:sz w:val="18"/>
-          <w:szCs w:val="18"/>
-          <w:lang w:val="en-US"/>
-        </w:rPr>
-      </w:pPr>
-      <w:r>
-        <w:rPr>
-          <w:rFonts w:cs="Arial"/>
-          <w:sz w:val="18"/>
-          <w:szCs w:val="18"/>
-          <w:lang w:val="en-US"/>
-        </w:rPr>
-        <w:t>Quote:</w:t>
-      </w:r>
-    </w:p>
-    <w:p>
-      <w:pPr>
-        <w:rPr>
-          <w:rFonts w:cs="Arial"/>
-          <w:i/>
-          <w:sz w:val="18"/>
-          <w:szCs w:val="18"/>
-          <w:lang w:val="en-US"/>
-        </w:rPr>
-      </w:pPr>
-      <w:r>
-        <w:rPr>
-          <w:rFonts w:cs="Arial"/>
-          <w:i/>
-          <w:sz w:val="18"/>
-          <w:szCs w:val="18"/>
-          <w:lang w:val="en-US"/>
-        </w:rPr>
-        <w:t>As soon as the General Data Protection Regulation (GDPR) applies, will you use the services of a processor? Then you and the processor are obliged to record a number of subjects in a written agreement (see Article 28, paragraph 3 of the GDPR).</w:t>
-      </w:r>
-    </w:p>
-    <w:p>
-      <w:pPr>
-        <w:rPr>
-          <w:rFonts w:cs="Arial"/>
-          <w:i/>
-          <w:sz w:val="18"/>
-          <w:szCs w:val="18"/>
-          <w:lang w:val="en-US"/>
-        </w:rPr>
-      </w:pPr>
-    </w:p>
-    <w:p>
-      <w:pPr>
-        <w:rPr>
-          <w:rFonts w:cs="Arial"/>
-          <w:i/>
-          <w:sz w:val="18"/>
-          <w:szCs w:val="18"/>
-          <w:lang w:val="en-US"/>
-        </w:rPr>
-      </w:pPr>
-      <w:r>
-        <w:rPr>
-          <w:rFonts w:cs="Arial"/>
-          <w:i/>
-          <w:sz w:val="18"/>
-          <w:szCs w:val="18"/>
-          <w:lang w:val="en-US"/>
-        </w:rPr>
-        <w:t>You must document the following aspects:</w:t>
-      </w:r>
-    </w:p>
-    <w:p>
-      <w:pPr>
-        <w:rPr>
-          <w:rFonts w:cs="Arial"/>
-          <w:b/>
-          <w:i/>
-          <w:sz w:val="18"/>
-          <w:szCs w:val="18"/>
-          <w:lang w:val="en-US"/>
-        </w:rPr>
-      </w:pPr>
-      <w:r>
-        <w:rPr>
-          <w:rFonts w:cs="Arial"/>
-          <w:b/>
-          <w:i/>
-          <w:sz w:val="18"/>
-          <w:szCs w:val="18"/>
-          <w:lang w:val="en-US"/>
-        </w:rPr>
-        <w:t xml:space="preserve">General description: </w:t>
-      </w:r>
-    </w:p>
-    <w:p>
-      <w:pPr>
-        <w:rPr>
-          <w:rFonts w:cs="Arial"/>
-          <w:bCs/>
-          <w:i/>
-          <w:sz w:val="18"/>
-          <w:szCs w:val="18"/>
-          <w:lang w:val="en-US"/>
-        </w:rPr>
-      </w:pPr>
-      <w:r>
-        <w:rPr>
-          <w:rFonts w:cs="Arial"/>
-          <w:bCs/>
-          <w:i/>
-          <w:sz w:val="18"/>
-          <w:szCs w:val="18"/>
-          <w:lang w:val="en-US"/>
-        </w:rPr>
-        <w:t>A description of the subject, the duration, the nature and the purpose of the processing, the type of personal data, the categories of data subjects and your rights and obligations as a controller.</w:t>
-      </w:r>
-    </w:p>
-    <w:p>
-      <w:pPr>
-        <w:rPr>
-          <w:rFonts w:cs="Arial"/>
-          <w:b/>
-          <w:i/>
-          <w:sz w:val="18"/>
-          <w:szCs w:val="18"/>
-          <w:lang w:val="en-US"/>
-        </w:rPr>
-      </w:pPr>
-      <w:r>
-        <w:rPr>
-          <w:rFonts w:cs="Arial"/>
-          <w:b/>
-          <w:i/>
-          <w:sz w:val="18"/>
-          <w:szCs w:val="18"/>
-          <w:lang w:val="en-US"/>
-        </w:rPr>
-        <w:t>Processing instructions</w:t>
-      </w:r>
-    </w:p>
-    <w:p>
-      <w:pPr>
-        <w:rPr>
-          <w:rFonts w:cs="Arial"/>
-          <w:bCs/>
-          <w:i/>
-          <w:sz w:val="18"/>
-          <w:szCs w:val="18"/>
-          <w:lang w:val="en-US"/>
-        </w:rPr>
-      </w:pPr>
-      <w:r>
-        <w:rPr>
-          <w:rFonts w:cs="Arial"/>
-          <w:bCs/>
-          <w:i/>
-          <w:sz w:val="18"/>
-          <w:szCs w:val="18"/>
-          <w:lang w:val="en-US"/>
-        </w:rPr>
-        <w:t>I</w:t>
-      </w:r>
-      <w:r>
-        <w:rPr>
-          <w:rFonts w:cs="Arial"/>
-          <w:bCs/>
-          <w:i/>
-          <w:sz w:val="18"/>
-          <w:szCs w:val="18"/>
-          <w:lang w:val="en-US"/>
-        </w:rPr>
-        <w:t xml:space="preserve">n principle, the processing takes place exclusively on the basis of your written instructions. The processor may not use the personal data for its own purposes. </w:t>
-      </w:r>
-    </w:p>
-    <w:p>
-      <w:pPr>
-        <w:rPr>
-          <w:rFonts w:cs="Arial"/>
-          <w:b/>
-          <w:i/>
-          <w:sz w:val="18"/>
-          <w:szCs w:val="18"/>
-          <w:lang w:val="en-US"/>
-        </w:rPr>
-      </w:pPr>
-      <w:r>
-        <w:rPr>
-          <w:rFonts w:cs="Arial"/>
-          <w:b/>
-          <w:i/>
-          <w:sz w:val="18"/>
-          <w:szCs w:val="18"/>
-          <w:lang w:val="en-US"/>
-        </w:rPr>
-        <w:t>Non-disclosure</w:t>
-      </w:r>
-    </w:p>
-    <w:p>
-      <w:pPr>
-        <w:rPr>
-          <w:rFonts w:cs="Arial"/>
-          <w:i/>
-          <w:sz w:val="18"/>
-          <w:szCs w:val="18"/>
-          <w:lang w:val="en-US"/>
-        </w:rPr>
-      </w:pPr>
-      <w:r>
-        <w:rPr>
-          <w:rFonts w:cs="Arial"/>
-          <w:i/>
-          <w:sz w:val="18"/>
-          <w:szCs w:val="18"/>
-          <w:lang w:val="en-US"/>
-        </w:rPr>
-        <w:t xml:space="preserve">Persons employed by or working for the processor have a non-disclosure agreement. </w:t>
-      </w:r>
-    </w:p>
-    <w:p>
-      <w:pPr>
-        <w:rPr>
-          <w:rFonts w:cs="Arial"/>
-          <w:b/>
-          <w:i/>
-          <w:sz w:val="18"/>
-          <w:szCs w:val="18"/>
-          <w:lang w:val="en-US"/>
-        </w:rPr>
-      </w:pPr>
-      <w:r>
-        <w:rPr>
-          <w:rFonts w:cs="Arial"/>
-          <w:b/>
-          <w:i/>
-          <w:sz w:val="18"/>
-          <w:szCs w:val="18"/>
-          <w:lang w:val="en-US"/>
-        </w:rPr>
-        <w:t>Security</w:t>
-      </w:r>
-    </w:p>
-    <w:p>
-      <w:pPr>
-        <w:rPr>
-          <w:rFonts w:cs="Arial"/>
-          <w:i/>
-          <w:sz w:val="18"/>
-          <w:szCs w:val="18"/>
-          <w:lang w:val="en-US"/>
-        </w:rPr>
-      </w:pPr>
-      <w:r>
-        <w:rPr>
-          <w:rFonts w:cs="Arial"/>
-          <w:i/>
-          <w:sz w:val="18"/>
-          <w:szCs w:val="18"/>
-          <w:lang w:val="en-US"/>
-        </w:rPr>
-        <w:t xml:space="preserve">The processor will take appropriate technical and organizational measures to secure the processing. For example pseudonymization and encryption of personal data, permanent information security, recovery of availability and access to data in the event of incidents, regular security tests. </w:t>
-      </w:r>
-    </w:p>
-    <w:p>
-      <w:pPr>
-        <w:rPr>
-          <w:rFonts w:cs="Arial"/>
-          <w:b/>
-          <w:i/>
-          <w:sz w:val="18"/>
-          <w:szCs w:val="18"/>
-          <w:lang w:val="en-US"/>
-        </w:rPr>
-      </w:pPr>
-      <w:r>
-        <w:rPr>
-          <w:rFonts w:cs="Arial"/>
-          <w:b/>
-          <w:i/>
-          <w:sz w:val="18"/>
-          <w:szCs w:val="18"/>
-          <w:lang w:val="en-US"/>
-        </w:rPr>
-        <w:t>Sub-processors</w:t>
-      </w:r>
-    </w:p>
-    <w:p>
-      <w:pPr>
-        <w:rPr>
-          <w:rFonts w:cs="Arial"/>
-          <w:i/>
-          <w:sz w:val="18"/>
-          <w:szCs w:val="18"/>
-          <w:lang w:val="en-US"/>
-        </w:rPr>
-      </w:pPr>
-      <w:r>
-        <w:rPr>
-          <w:rFonts w:cs="Arial"/>
-          <w:i/>
-          <w:sz w:val="18"/>
-          <w:szCs w:val="18"/>
-          <w:lang w:val="en-US"/>
-        </w:rPr>
-        <w:t>The processor will not engage any sub-processor (s) without your prior written consent. The processor imposes the same obligations on a sub-processor in a sub-processor agreement as the processor has towards you. You can also directly agree in the agreement that, and under what conditions, the processor may engage sub-processors.</w:t>
-      </w:r>
-    </w:p>
-    <w:p>
-      <w:pPr>
-        <w:rPr>
-          <w:rFonts w:cs="Arial"/>
-          <w:i/>
-          <w:sz w:val="18"/>
-          <w:szCs w:val="18"/>
-          <w:lang w:val="en-US"/>
-        </w:rPr>
-      </w:pPr>
-      <w:r>
-        <w:rPr>
-          <w:rFonts w:cs="Arial"/>
-          <w:i/>
-          <w:sz w:val="18"/>
-          <w:szCs w:val="18"/>
-          <w:lang w:val="en-US"/>
-        </w:rPr>
-        <w:t>Is the sub-processor not fulfilling its obligations? Then the processor remains fully liable to you for fulfilling the obligations of the sub-processor (see Article 28, paragraph 4 of the GDPR).</w:t>
-      </w:r>
-    </w:p>
-    <w:p>
-      <w:pPr>
-        <w:rPr>
-          <w:rFonts w:cs="Arial"/>
-          <w:i/>
-          <w:sz w:val="18"/>
-          <w:szCs w:val="18"/>
-          <w:lang w:val="en-US"/>
-        </w:rPr>
-      </w:pPr>
-    </w:p>
-    <w:p>
-      <w:pPr>
-        <w:rPr>
-          <w:rFonts w:cs="Arial"/>
-          <w:b/>
-          <w:i/>
-          <w:sz w:val="18"/>
-          <w:szCs w:val="18"/>
-          <w:lang w:val="en-US"/>
-        </w:rPr>
-      </w:pPr>
-      <w:r>
-        <w:rPr>
-          <w:rFonts w:cs="Arial"/>
-          <w:b/>
-          <w:i/>
-          <w:sz w:val="18"/>
-          <w:szCs w:val="18"/>
-          <w:lang w:val="en-US"/>
-        </w:rPr>
-        <w:t>Privacy rights</w:t>
-      </w:r>
-    </w:p>
-    <w:p>
-      <w:pPr>
-        <w:tabs>
-          <w:tab w:val="center" w:pos="4274"/>
-          <w:tab w:val="left" w:pos="4725"/>
-        </w:tabs>
-        <w:rPr>
-          <w:rFonts w:cs="Arial"/>
-          <w:bCs/>
-          <w:i/>
-          <w:sz w:val="18"/>
-          <w:szCs w:val="18"/>
-          <w:lang w:val="en-US"/>
-        </w:rPr>
-      </w:pPr>
-      <w:r>
-        <w:rPr>
-          <w:rFonts w:cs="Arial"/>
-          <w:bCs/>
-          <w:i/>
-          <w:sz w:val="18"/>
-          <w:szCs w:val="18"/>
-          <w:lang w:val="en-US"/>
-        </w:rPr>
-        <w:t xml:space="preserve">The processor helps you to comply with your obligations when data subjects exercise their privacy rights (such as the right to access, correction, erasure and data portability). </w:t>
-      </w:r>
-    </w:p>
-    <w:p>
-      <w:pPr>
-        <w:tabs>
-          <w:tab w:val="center" w:pos="4274"/>
-          <w:tab w:val="left" w:pos="4725"/>
-        </w:tabs>
-        <w:rPr>
-          <w:rFonts w:cs="Arial"/>
-          <w:i/>
-          <w:sz w:val="18"/>
-          <w:szCs w:val="18"/>
-          <w:lang w:val="en-US"/>
-        </w:rPr>
-      </w:pPr>
-      <w:r>
-        <w:rPr>
-          <w:rFonts w:cs="Arial"/>
-          <w:b/>
-          <w:i/>
-          <w:sz w:val="18"/>
-          <w:szCs w:val="18"/>
-          <w:lang w:val="en-US"/>
-        </w:rPr>
-        <w:t>Other obligations</w:t>
-      </w:r>
-      <w:r>
-        <w:rPr>
-          <w:rFonts w:cs="Arial"/>
-          <w:b/>
-          <w:i/>
-          <w:sz w:val="18"/>
-          <w:szCs w:val="18"/>
-          <w:lang w:val="en-US"/>
-        </w:rPr>
-        <w:tab/>
-      </w:r>
-      <w:r>
-        <w:rPr>
-          <w:rFonts w:cs="Arial"/>
-          <w:b/>
-          <w:i/>
-          <w:sz w:val="18"/>
-          <w:szCs w:val="18"/>
-          <w:lang w:val="en-US"/>
-        </w:rPr>
-        <w:tab/>
-      </w:r>
-    </w:p>
-    <w:p>
-      <w:pPr>
-        <w:rPr>
-          <w:rFonts w:cs="Arial"/>
-          <w:bCs/>
-          <w:i/>
-          <w:sz w:val="18"/>
-          <w:szCs w:val="18"/>
-          <w:lang w:val="en-US"/>
-        </w:rPr>
-      </w:pPr>
-      <w:r>
-        <w:rPr>
-          <w:rFonts w:cs="Arial"/>
-          <w:bCs/>
-          <w:i/>
-          <w:sz w:val="18"/>
-          <w:szCs w:val="18"/>
-          <w:lang w:val="en-US"/>
-        </w:rPr>
-        <w:t xml:space="preserve">The processor also helps you to fulfill other obligations. Such as reporting data leaks, carrying out a data protection impact (DPIA) and a prior consultation. </w:t>
-      </w:r>
-    </w:p>
-    <w:p>
-      <w:pPr>
-        <w:rPr>
-          <w:rFonts w:cs="Arial"/>
-          <w:b/>
-          <w:i/>
-          <w:sz w:val="18"/>
-          <w:szCs w:val="18"/>
-          <w:lang w:val="en-US"/>
-        </w:rPr>
-      </w:pPr>
-      <w:r>
-        <w:rPr>
-          <w:rFonts w:cs="Arial"/>
-          <w:b/>
-          <w:i/>
-          <w:sz w:val="18"/>
-          <w:szCs w:val="18"/>
-          <w:lang w:val="en-US"/>
-        </w:rPr>
-        <w:t>Data deletion</w:t>
-      </w:r>
-    </w:p>
-    <w:p>
-      <w:pPr>
-        <w:rPr>
-          <w:rFonts w:cs="Arial"/>
-          <w:b/>
-          <w:i/>
-          <w:sz w:val="18"/>
-          <w:szCs w:val="18"/>
-          <w:lang w:val="en-US"/>
-        </w:rPr>
-      </w:pPr>
-      <w:r>
-        <w:rPr>
-          <w:rFonts w:cs="Arial"/>
-          <w:bCs/>
-          <w:iCs/>
-          <w:sz w:val="18"/>
-          <w:szCs w:val="18"/>
-          <w:lang w:val="en-US"/>
-        </w:rPr>
-        <w:t>After the processing services have ended, the processor will delete the data. Or he will return it to you if you wish. He also removes copies, unless the processor is legally obliged to keep the data.</w:t>
-      </w:r>
-      <w:r>
-        <w:rPr>
-          <w:rFonts w:cs="Arial"/>
-          <w:b/>
-          <w:i/>
-          <w:sz w:val="18"/>
-          <w:szCs w:val="18"/>
-          <w:lang w:val="en-US"/>
-        </w:rPr>
-        <w:t xml:space="preserve"> </w:t>
-      </w:r>
-    </w:p>
-    <w:p>
-      <w:pPr>
-        <w:rPr>
-          <w:rFonts w:cs="Arial"/>
-          <w:b/>
-          <w:i/>
-          <w:sz w:val="18"/>
-          <w:szCs w:val="18"/>
-          <w:lang w:val="en-US"/>
-        </w:rPr>
-      </w:pPr>
-      <w:r>
-        <w:rPr>
-          <w:rFonts w:cs="Arial"/>
-          <w:b/>
-          <w:i/>
-          <w:sz w:val="18"/>
-          <w:szCs w:val="18"/>
-          <w:lang w:val="en-US"/>
-        </w:rPr>
-        <w:t>Audits</w:t>
-      </w:r>
-    </w:p>
-    <w:p>
-      <w:pPr>
-        <w:rPr>
-          <w:rFonts w:cs="Arial"/>
-          <w:sz w:val="18"/>
-          <w:szCs w:val="18"/>
-          <w:lang w:val="en-US"/>
-        </w:rPr>
-      </w:pPr>
-      <w:r>
-        <w:rPr>
-          <w:rFonts w:cs="Arial"/>
-          <w:sz w:val="18"/>
-          <w:szCs w:val="18"/>
-          <w:lang w:val="en-US"/>
-        </w:rPr>
-        <w:t>The processor cooperates with your audits or those of a third party. And makes all relevant information available to check whether he as a processor complies with the above-mentioned obligations (from Article 28 GDPR).</w:t>
-      </w:r>
-    </w:p>
-    <w:p>
-      <w:pPr>
-        <w:rPr>
-          <w:rFonts w:cs="Arial"/>
-          <w:sz w:val="18"/>
-          <w:szCs w:val="18"/>
-          <w:lang w:val="en-US"/>
-        </w:rPr>
-      </w:pPr>
-    </w:p>
-    <w:p>
-      <w:pPr>
-        <w:rPr>
-          <w:rFonts w:cs="Arial"/>
-          <w:sz w:val="18"/>
-          <w:szCs w:val="18"/>
-          <w:lang w:val="en-US"/>
-        </w:rPr>
-      </w:pPr>
-      <w:r>
-        <w:rPr>
-          <w:rFonts w:cs="Arial"/>
-          <w:sz w:val="18"/>
-          <w:szCs w:val="18"/>
-          <w:lang w:val="en-US"/>
-        </w:rPr>
-        <w:t xml:space="preserve">ICT Institute publishes template such as these in order to help entrepreneurs to be compliant. Check our website for more </w:t>
-      </w:r>
-      <w:r>
-        <w:rPr>
-          <w:rFonts w:cs="Arial"/>
-          <w:sz w:val="18"/>
-          <w:szCs w:val="18"/>
-          <w:lang w:val="en-US"/>
-        </w:rPr>
-        <w:t>templates of</w:t>
-      </w:r>
-      <w:r>
-        <w:rPr>
-          <w:rFonts w:cs="Arial"/>
-          <w:sz w:val="18"/>
-          <w:szCs w:val="18"/>
-          <w:lang w:val="en-US"/>
-        </w:rPr>
-        <w:t xml:space="preserve"> GDPR, privacy and </w:t>
-      </w:r>
-      <w:r>
-        <w:rPr>
-          <w:rFonts w:cs="Arial"/>
-          <w:sz w:val="18"/>
-          <w:szCs w:val="18"/>
-          <w:lang w:val="en-US"/>
-        </w:rPr>
-        <w:t xml:space="preserve">ISO27001 </w:t>
-      </w:r>
-      <w:bookmarkStart w:id="0" w:name="_Hlk217297425"/>
-      <w:r>
-        <w:rPr>
-          <w:rFonts w:cs="Arial"/>
-          <w:sz w:val="18"/>
-          <w:szCs w:val="18"/>
-          <w:lang w:val="en-US"/>
-        </w:rPr>
-        <w:fldChar w:fldCharType="begin"/>
-      </w:r>
-      <w:r>
-        <w:rPr>
-          <w:rFonts w:cs="Arial"/>
-          <w:sz w:val="18"/>
-          <w:szCs w:val="18"/>
-          <w:lang w:val="en-US"/>
-        </w:rPr>
-        <w:instrText>HYPERLINK "https://ictinstitute.nl/free-templates/"</w:instrText>
-      </w:r>
-      <w:r>
-        <w:rPr>
-          <w:rFonts w:cs="Arial"/>
-          <w:sz w:val="18"/>
-          <w:szCs w:val="18"/>
-          <w:lang w:val="en-US"/>
-        </w:rPr>
-      </w:r>
-      <w:r>
-        <w:rPr>
-          <w:rFonts w:cs="Arial"/>
-          <w:sz w:val="18"/>
-          <w:szCs w:val="18"/>
-          <w:lang w:val="en-US"/>
-        </w:rPr>
-        <w:fldChar w:fldCharType="separate"/>
-      </w:r>
-      <w:r>
-        <w:rPr>
-          <w:rStyle w:val="Hyperlink"/>
-          <w:rFonts w:ascii="Arial" w:hAnsi="Arial" w:cs="Arial"/>
-          <w:sz w:val="18"/>
-          <w:szCs w:val="18"/>
-          <w:lang w:val="en-US"/>
-        </w:rPr>
-        <w:t>https://ictinstitute.nl/free-templates/</w:t>
-      </w:r>
-      <w:bookmarkEnd w:id="0"/>
-      <w:r>
-        <w:rPr>
-          <w:rFonts w:cs="Arial"/>
-          <w:sz w:val="18"/>
-          <w:szCs w:val="18"/>
-          <w:lang w:val="en-US"/>
-        </w:rPr>
-        <w:fldChar w:fldCharType="end"/>
-      </w:r>
-    </w:p>
-    <w:p>
-      <w:pPr>
-        <w:rPr>
-          <w:rFonts w:cs="Arial"/>
-          <w:sz w:val="18"/>
-          <w:szCs w:val="18"/>
+          <w:szCs w:val="22"/>
           <w:lang w:val="en-US"/>
         </w:rPr>
       </w:pPr>
     </w:p>
     <w:sectPr>
-      <w:headerReference w:type="default" r:id="rId8"/>
-      <w:footerReference w:type="default" r:id="rId9"/>
+      <w:headerReference w:type="default" r:id="rId12"/>
       <w:pgSz w:w="11900" w:h="16840"/>
       <w:pgMar w:top="1440" w:right="1552" w:bottom="1440" w:left="1800" w:header="708" w:footer="708" w:gutter="0"/>
       <w:cols w:space="708"/>
@@ -2236,73 +2769,6 @@
 </w:endnotes>
 </file>
 
-<file path=word/footer1.xml><?xml version="1.0" encoding="utf-8"?>
-<w:ftr xmlns:wpc="http://schemas.microsoft.com/office/word/2010/wordprocessingCanvas" xmlns:cx="http://schemas.microsoft.com/office/drawing/2014/chartex" xmlns:cx1="http://schemas.microsoft.com/office/drawing/2015/9/8/chartex" xmlns:cx2="http://schemas.microsoft.com/office/drawing/2015/10/21/chartex" xmlns:cx3="http://schemas.microsoft.com/office/drawing/2016/5/9/chartex" xmlns:cx4="http://schemas.microsoft.com/office/drawing/2016/5/10/chartex" xmlns:cx5="http://schemas.microsoft.com/office/drawing/2016/5/11/chartex" xmlns:cx6="http://schemas.microsoft.com/office/drawing/2016/5/12/chartex" xmlns:cx7="http://schemas.microsoft.com/office/drawing/2016/5/13/chartex" xmlns:cx8="http://schemas.microsoft.com/office/drawing/2016/5/14/chartex" xmlns:mc="http://schemas.openxmlformats.org/markup-compatibility/2006" xmlns:aink="http://schemas.microsoft.com/office/drawing/2016/ink" xmlns:am3d="http://schemas.microsoft.com/office/drawing/2017/model3d" xmlns:o="urn:schemas-microsoft-com:office:office" xmlns:oel="http://schemas.microsoft.com/office/2019/extlst" xmlns:r="http://schemas.openxmlformats.org/officeDocument/2006/relationships" xmlns:m="http://schemas.openxmlformats.org/officeDocument/2006/math" xmlns:v="urn:schemas-microsoft-com:vml" xmlns:wp14="http://schemas.microsoft.com/office/word/2010/wordprocessingDrawing" xmlns:wp="http://schemas.openxmlformats.org/drawingml/2006/wordprocessingDrawing" xmlns:w10="urn:schemas-microsoft-com:office:word" xmlns:w="http://schemas.openxmlformats.org/wordprocessingml/2006/main" xmlns:w14="http://schemas.microsoft.com/office/word/2010/wordml" xmlns:w15="http://schemas.microsoft.com/office/word/2012/wordml" xmlns:w16cex="http://schemas.microsoft.com/office/word/2018/wordml/cex" xmlns:w16cid="http://schemas.microsoft.com/office/word/2016/wordml/cid" xmlns:w16="http://schemas.microsoft.com/office/word/2018/wordml" xmlns:w16du="http://schemas.microsoft.com/office/word/2023/wordml/word16du" xmlns:w16sdtdh="http://schemas.microsoft.com/office/word/2020/wordml/sdtdatahash" xmlns:w16sdtfl="http://schemas.microsoft.com/office/word/2024/wordml/sdtformatlock" xmlns:w16se="http://schemas.microsoft.com/office/word/2015/wordml/symex" xmlns:wpg="http://schemas.microsoft.com/office/word/2010/wordprocessingGroup" xmlns:wpi="http://schemas.microsoft.com/office/word/2010/wordprocessingInk" xmlns:wne="http://schemas.microsoft.com/office/word/2006/wordml" xmlns:wps="http://schemas.microsoft.com/office/word/2010/wordprocessingShape" mc:Ignorable="w14 w15 w16se w16cid w16 w16cex w16sdtdh w16sdtfl w16du wp14">
-  <w:p>
-    <w:pPr>
-      <w:pStyle w:val="Footer"/>
-      <w:rPr>
-        <w:sz w:val="18"/>
-        <w:lang w:val="en-US"/>
-      </w:rPr>
-    </w:pPr>
-    <w:r>
-      <w:rPr>
-        <w:sz w:val="18"/>
-        <w:lang w:val="en-US"/>
-      </w:rPr>
-      <w:t xml:space="preserve">Template </w:t>
-    </w:r>
-    <w:r>
-      <w:rPr>
-        <w:sz w:val="18"/>
-        <w:lang w:val="en-US"/>
-      </w:rPr>
-      <w:t xml:space="preserve">data processing agreement of ICT Institute. This template may be shared according to creative commons </w:t>
-    </w:r>
-    <w:r>
-      <w:rPr>
-        <w:sz w:val="18"/>
-        <w:lang w:val="en-US"/>
-      </w:rPr>
-      <w:t>when</w:t>
-    </w:r>
-    <w:r>
-      <w:rPr>
-        <w:sz w:val="18"/>
-        <w:lang w:val="en-US"/>
-      </w:rPr>
-      <w:t xml:space="preserve"> mentioning</w:t>
-    </w:r>
-    <w:r>
-      <w:rPr>
-        <w:sz w:val="18"/>
-        <w:lang w:val="en-US"/>
-      </w:rPr>
-      <w:t xml:space="preserve"> </w:t>
-    </w:r>
-    <w:hyperlink r:id="rId1" w:history="1">
-      <w:r>
-        <w:rPr>
-          <w:rStyle w:val="Hyperlink"/>
-          <w:rFonts w:ascii="Arial" w:hAnsi="Arial"/>
-          <w:sz w:val="18"/>
-          <w:lang w:val="en-US"/>
-        </w:rPr>
-        <w:t>https://ictinstitute.nl</w:t>
-      </w:r>
-    </w:hyperlink>
-    <w:r>
-      <w:rPr>
-        <w:sz w:val="18"/>
-        <w:lang w:val="en-US"/>
-      </w:rPr>
-      <w:t>. Use at your own risk.</w:t>
-    </w:r>
-  </w:p>
-</w:ftr>
-</file>
-
 <file path=word/footnotes.xml><?xml version="1.0" encoding="utf-8"?>
 <w:footnotes xmlns:wpc="http://schemas.microsoft.com/office/word/2010/wordprocessingCanvas" xmlns:cx="http://schemas.microsoft.com/office/drawing/2014/chartex" xmlns:cx1="http://schemas.microsoft.com/office/drawing/2015/9/8/chartex" xmlns:cx2="http://schemas.microsoft.com/office/drawing/2015/10/21/chartex" xmlns:cx3="http://schemas.microsoft.com/office/drawing/2016/5/9/chartex" xmlns:cx4="http://schemas.microsoft.com/office/drawing/2016/5/10/chartex" xmlns:cx5="http://schemas.microsoft.com/office/drawing/2016/5/11/chartex" xmlns:cx6="http://schemas.microsoft.com/office/drawing/2016/5/12/chartex" xmlns:cx7="http://schemas.microsoft.com/office/drawing/2016/5/13/chartex" xmlns:cx8="http://schemas.microsoft.com/office/drawing/2016/5/14/chartex" xmlns:mc="http://schemas.openxmlformats.org/markup-compatibility/2006" xmlns:aink="http://schemas.microsoft.com/office/drawing/2016/ink" xmlns:am3d="http://schemas.microsoft.com/office/drawing/2017/model3d" xmlns:o="urn:schemas-microsoft-com:office:office" xmlns:oel="http://schemas.microsoft.com/office/2019/extlst" xmlns:r="http://schemas.openxmlformats.org/officeDocument/2006/relationships" xmlns:m="http://schemas.openxmlformats.org/officeDocument/2006/math" xmlns:v="urn:schemas-microsoft-com:vml" xmlns:wp14="http://schemas.microsoft.com/office/word/2010/wordprocessingDrawing" xmlns:wp="http://schemas.openxmlformats.org/drawingml/2006/wordprocessingDrawing" xmlns:w10="urn:schemas-microsoft-com:office:word" xmlns:w="http://schemas.openxmlformats.org/wordprocessingml/2006/main" xmlns:w14="http://schemas.microsoft.com/office/word/2010/wordml" xmlns:w15="http://schemas.microsoft.com/office/word/2012/wordml" xmlns:w16cex="http://schemas.microsoft.com/office/word/2018/wordml/cex" xmlns:w16cid="http://schemas.microsoft.com/office/word/2016/wordml/cid" xmlns:w16="http://schemas.microsoft.com/office/word/2018/wordml" xmlns:w16du="http://schemas.microsoft.com/office/word/2023/wordml/word16du" xmlns:w16sdtdh="http://schemas.microsoft.com/office/word/2020/wordml/sdtdatahash" xmlns:w16sdtfl="http://schemas.microsoft.com/office/word/2024/wordml/sdtformatlock" xmlns:w16se="http://schemas.microsoft.com/office/word/2015/wordml/symex" xmlns:wpg="http://schemas.microsoft.com/office/word/2010/wordprocessingGroup" xmlns:wpi="http://schemas.microsoft.com/office/word/2010/wordprocessingInk" xmlns:wne="http://schemas.microsoft.com/office/word/2006/wordml" xmlns:wps="http://schemas.microsoft.com/office/word/2010/wordprocessingShape" mc:Ignorable="w14 w15 w16se w16cid w16 w16cex w16sdtdh w16sdtfl w16du wp14">
   <w:footnote w:type="separator" w:id="-1">
@@ -2327,8 +2793,16 @@
   <w:p>
     <w:pPr>
       <w:pStyle w:val="Header"/>
+      <w:rPr>
+        <w:sz w:val="18"/>
+        <w:szCs w:val="20"/>
+      </w:rPr>
     </w:pPr>
     <w:r>
+      <w:rPr>
+        <w:sz w:val="18"/>
+        <w:szCs w:val="20"/>
+      </w:rPr>
       <w:t>Data Processing Agreement</w:t>
     </w:r>
   </w:p>
@@ -2338,6 +2812,369 @@
 <file path=word/numbering.xml><?xml version="1.0" encoding="utf-8"?>
 <w:numbering xmlns:wpc="http://schemas.microsoft.com/office/word/2010/wordprocessingCanvas" xmlns:cx="http://schemas.microsoft.com/office/drawing/2014/chartex" xmlns:cx1="http://schemas.microsoft.com/office/drawing/2015/9/8/chartex" xmlns:cx2="http://schemas.microsoft.com/office/drawing/2015/10/21/chartex" xmlns:cx3="http://schemas.microsoft.com/office/drawing/2016/5/9/chartex" xmlns:cx4="http://schemas.microsoft.com/office/drawing/2016/5/10/chartex" xmlns:cx5="http://schemas.microsoft.com/office/drawing/2016/5/11/chartex" xmlns:cx6="http://schemas.microsoft.com/office/drawing/2016/5/12/chartex" xmlns:cx7="http://schemas.microsoft.com/office/drawing/2016/5/13/chartex" xmlns:cx8="http://schemas.microsoft.com/office/drawing/2016/5/14/chartex" xmlns:mc="http://schemas.openxmlformats.org/markup-compatibility/2006" xmlns:aink="http://schemas.microsoft.com/office/drawing/2016/ink" xmlns:am3d="http://schemas.microsoft.com/office/drawing/2017/model3d" xmlns:o="urn:schemas-microsoft-com:office:office" xmlns:oel="http://schemas.microsoft.com/office/2019/extlst" xmlns:r="http://schemas.openxmlformats.org/officeDocument/2006/relationships" xmlns:m="http://schemas.openxmlformats.org/officeDocument/2006/math" xmlns:v="urn:schemas-microsoft-com:vml" xmlns:wp14="http://schemas.microsoft.com/office/word/2010/wordprocessingDrawing" xmlns:wp="http://schemas.openxmlformats.org/drawingml/2006/wordprocessingDrawing" xmlns:w10="urn:schemas-microsoft-com:office:word" xmlns:w="http://schemas.openxmlformats.org/wordprocessingml/2006/main" xmlns:w14="http://schemas.microsoft.com/office/word/2010/wordml" xmlns:w15="http://schemas.microsoft.com/office/word/2012/wordml" xmlns:w16cex="http://schemas.microsoft.com/office/word/2018/wordml/cex" xmlns:w16cid="http://schemas.microsoft.com/office/word/2016/wordml/cid" xmlns:w16="http://schemas.microsoft.com/office/word/2018/wordml" xmlns:w16du="http://schemas.microsoft.com/office/word/2023/wordml/word16du" xmlns:w16sdtdh="http://schemas.microsoft.com/office/word/2020/wordml/sdtdatahash" xmlns:w16sdtfl="http://schemas.microsoft.com/office/word/2024/wordml/sdtformatlock" xmlns:w16se="http://schemas.microsoft.com/office/word/2015/wordml/symex" xmlns:wpg="http://schemas.microsoft.com/office/word/2010/wordprocessingGroup" xmlns:wpi="http://schemas.microsoft.com/office/word/2010/wordprocessingInk" xmlns:wne="http://schemas.microsoft.com/office/word/2006/wordml" xmlns:wps="http://schemas.microsoft.com/office/word/2010/wordprocessingShape" mc:Ignorable="w14 w15 w16se w16cid w16 w16cex w16sdtdh w16sdtfl w16du wp14">
   <w:abstractNum w:abstractNumId="0" w15:restartNumberingAfterBreak="0">
+    <w:nsid w:val="02C610A9"/>
+    <w:multiLevelType w:val="hybridMultilevel"/>
+    <w:tmpl w:val="2F46F5CC"/>
+    <w:lvl w:ilvl="0" w:tplc="0809000F">
+      <w:start w:val="1"/>
+      <w:numFmt w:val="decimal"/>
+      <w:lvlText w:val="%1."/>
+      <w:lvlJc w:val="left"/>
+      <w:pPr>
+        <w:ind w:left="720" w:hanging="360"/>
+      </w:pPr>
+      <w:rPr>
+        <w:rFonts w:hint="default"/>
+      </w:rPr>
+    </w:lvl>
+    <w:lvl w:ilvl="1" w:tplc="FFFFFFFF" w:tentative="1">
+      <w:start w:val="1"/>
+      <w:numFmt w:val="bullet"/>
+      <w:lvlText w:val="o"/>
+      <w:lvlJc w:val="left"/>
+      <w:pPr>
+        <w:ind w:left="1440" w:hanging="360"/>
+      </w:pPr>
+      <w:rPr>
+        <w:rFonts w:ascii="Courier New" w:hAnsi="Courier New" w:cs="Courier New" w:hint="default"/>
+      </w:rPr>
+    </w:lvl>
+    <w:lvl w:ilvl="2" w:tplc="FFFFFFFF" w:tentative="1">
+      <w:start w:val="1"/>
+      <w:numFmt w:val="bullet"/>
+      <w:lvlText w:val=""/>
+      <w:lvlJc w:val="left"/>
+      <w:pPr>
+        <w:ind w:left="2160" w:hanging="360"/>
+      </w:pPr>
+      <w:rPr>
+        <w:rFonts w:ascii="Wingdings" w:hAnsi="Wingdings" w:hint="default"/>
+      </w:rPr>
+    </w:lvl>
+    <w:lvl w:ilvl="3" w:tplc="FFFFFFFF" w:tentative="1">
+      <w:start w:val="1"/>
+      <w:numFmt w:val="bullet"/>
+      <w:lvlText w:val=""/>
+      <w:lvlJc w:val="left"/>
+      <w:pPr>
+        <w:ind w:left="2880" w:hanging="360"/>
+      </w:pPr>
+      <w:rPr>
+        <w:rFonts w:ascii="Symbol" w:hAnsi="Symbol" w:hint="default"/>
+      </w:rPr>
+    </w:lvl>
+    <w:lvl w:ilvl="4" w:tplc="FFFFFFFF" w:tentative="1">
+      <w:start w:val="1"/>
+      <w:numFmt w:val="bullet"/>
+      <w:lvlText w:val="o"/>
+      <w:lvlJc w:val="left"/>
+      <w:pPr>
+        <w:ind w:left="3600" w:hanging="360"/>
+      </w:pPr>
+      <w:rPr>
+        <w:rFonts w:ascii="Courier New" w:hAnsi="Courier New" w:cs="Courier New" w:hint="default"/>
+      </w:rPr>
+    </w:lvl>
+    <w:lvl w:ilvl="5" w:tplc="FFFFFFFF" w:tentative="1">
+      <w:start w:val="1"/>
+      <w:numFmt w:val="bullet"/>
+      <w:lvlText w:val=""/>
+      <w:lvlJc w:val="left"/>
+      <w:pPr>
+        <w:ind w:left="4320" w:hanging="360"/>
+      </w:pPr>
+      <w:rPr>
+        <w:rFonts w:ascii="Wingdings" w:hAnsi="Wingdings" w:hint="default"/>
+      </w:rPr>
+    </w:lvl>
+    <w:lvl w:ilvl="6" w:tplc="FFFFFFFF" w:tentative="1">
+      <w:start w:val="1"/>
+      <w:numFmt w:val="bullet"/>
+      <w:lvlText w:val=""/>
+      <w:lvlJc w:val="left"/>
+      <w:pPr>
+        <w:ind w:left="5040" w:hanging="360"/>
+      </w:pPr>
+      <w:rPr>
+        <w:rFonts w:ascii="Symbol" w:hAnsi="Symbol" w:hint="default"/>
+      </w:rPr>
+    </w:lvl>
+    <w:lvl w:ilvl="7" w:tplc="FFFFFFFF" w:tentative="1">
+      <w:start w:val="1"/>
+      <w:numFmt w:val="bullet"/>
+      <w:lvlText w:val="o"/>
+      <w:lvlJc w:val="left"/>
+      <w:pPr>
+        <w:ind w:left="5760" w:hanging="360"/>
+      </w:pPr>
+      <w:rPr>
+        <w:rFonts w:ascii="Courier New" w:hAnsi="Courier New" w:cs="Courier New" w:hint="default"/>
+      </w:rPr>
+    </w:lvl>
+    <w:lvl w:ilvl="8" w:tplc="FFFFFFFF" w:tentative="1">
+      <w:start w:val="1"/>
+      <w:numFmt w:val="bullet"/>
+      <w:lvlText w:val=""/>
+      <w:lvlJc w:val="left"/>
+      <w:pPr>
+        <w:ind w:left="6480" w:hanging="360"/>
+      </w:pPr>
+      <w:rPr>
+        <w:rFonts w:ascii="Wingdings" w:hAnsi="Wingdings" w:hint="default"/>
+      </w:rPr>
+    </w:lvl>
+  </w:abstractNum>
+  <w:abstractNum w:abstractNumId="1" w15:restartNumberingAfterBreak="0">
+    <w:nsid w:val="05890DD9"/>
+    <w:multiLevelType w:val="hybridMultilevel"/>
+    <w:tmpl w:val="F75659E6"/>
+    <w:lvl w:ilvl="0" w:tplc="08090001">
+      <w:start w:val="1"/>
+      <w:numFmt w:val="bullet"/>
+      <w:lvlText w:val=""/>
+      <w:lvlJc w:val="left"/>
+      <w:pPr>
+        <w:ind w:left="720" w:hanging="360"/>
+      </w:pPr>
+      <w:rPr>
+        <w:rFonts w:ascii="Symbol" w:hAnsi="Symbol" w:hint="default"/>
+      </w:rPr>
+    </w:lvl>
+    <w:lvl w:ilvl="1" w:tplc="08090003" w:tentative="1">
+      <w:start w:val="1"/>
+      <w:numFmt w:val="bullet"/>
+      <w:lvlText w:val="o"/>
+      <w:lvlJc w:val="left"/>
+      <w:pPr>
+        <w:ind w:left="1440" w:hanging="360"/>
+      </w:pPr>
+      <w:rPr>
+        <w:rFonts w:ascii="Courier New" w:hAnsi="Courier New" w:cs="Courier New" w:hint="default"/>
+      </w:rPr>
+    </w:lvl>
+    <w:lvl w:ilvl="2" w:tplc="08090005" w:tentative="1">
+      <w:start w:val="1"/>
+      <w:numFmt w:val="bullet"/>
+      <w:lvlText w:val=""/>
+      <w:lvlJc w:val="left"/>
+      <w:pPr>
+        <w:ind w:left="2160" w:hanging="360"/>
+      </w:pPr>
+      <w:rPr>
+        <w:rFonts w:ascii="Wingdings" w:hAnsi="Wingdings" w:hint="default"/>
+      </w:rPr>
+    </w:lvl>
+    <w:lvl w:ilvl="3" w:tplc="08090001" w:tentative="1">
+      <w:start w:val="1"/>
+      <w:numFmt w:val="bullet"/>
+      <w:lvlText w:val=""/>
+      <w:lvlJc w:val="left"/>
+      <w:pPr>
+        <w:ind w:left="2880" w:hanging="360"/>
+      </w:pPr>
+      <w:rPr>
+        <w:rFonts w:ascii="Symbol" w:hAnsi="Symbol" w:hint="default"/>
+      </w:rPr>
+    </w:lvl>
+    <w:lvl w:ilvl="4" w:tplc="08090003" w:tentative="1">
+      <w:start w:val="1"/>
+      <w:numFmt w:val="bullet"/>
+      <w:lvlText w:val="o"/>
+      <w:lvlJc w:val="left"/>
+      <w:pPr>
+        <w:ind w:left="3600" w:hanging="360"/>
+      </w:pPr>
+      <w:rPr>
+        <w:rFonts w:ascii="Courier New" w:hAnsi="Courier New" w:cs="Courier New" w:hint="default"/>
+      </w:rPr>
+    </w:lvl>
+    <w:lvl w:ilvl="5" w:tplc="08090005" w:tentative="1">
+      <w:start w:val="1"/>
+      <w:numFmt w:val="bullet"/>
+      <w:lvlText w:val=""/>
+      <w:lvlJc w:val="left"/>
+      <w:pPr>
+        <w:ind w:left="4320" w:hanging="360"/>
+      </w:pPr>
+      <w:rPr>
+        <w:rFonts w:ascii="Wingdings" w:hAnsi="Wingdings" w:hint="default"/>
+      </w:rPr>
+    </w:lvl>
+    <w:lvl w:ilvl="6" w:tplc="08090001" w:tentative="1">
+      <w:start w:val="1"/>
+      <w:numFmt w:val="bullet"/>
+      <w:lvlText w:val=""/>
+      <w:lvlJc w:val="left"/>
+      <w:pPr>
+        <w:ind w:left="5040" w:hanging="360"/>
+      </w:pPr>
+      <w:rPr>
+        <w:rFonts w:ascii="Symbol" w:hAnsi="Symbol" w:hint="default"/>
+      </w:rPr>
+    </w:lvl>
+    <w:lvl w:ilvl="7" w:tplc="08090003" w:tentative="1">
+      <w:start w:val="1"/>
+      <w:numFmt w:val="bullet"/>
+      <w:lvlText w:val="o"/>
+      <w:lvlJc w:val="left"/>
+      <w:pPr>
+        <w:ind w:left="5760" w:hanging="360"/>
+      </w:pPr>
+      <w:rPr>
+        <w:rFonts w:ascii="Courier New" w:hAnsi="Courier New" w:cs="Courier New" w:hint="default"/>
+      </w:rPr>
+    </w:lvl>
+    <w:lvl w:ilvl="8" w:tplc="08090005" w:tentative="1">
+      <w:start w:val="1"/>
+      <w:numFmt w:val="bullet"/>
+      <w:lvlText w:val=""/>
+      <w:lvlJc w:val="left"/>
+      <w:pPr>
+        <w:ind w:left="6480" w:hanging="360"/>
+      </w:pPr>
+      <w:rPr>
+        <w:rFonts w:ascii="Wingdings" w:hAnsi="Wingdings" w:hint="default"/>
+      </w:rPr>
+    </w:lvl>
+  </w:abstractNum>
+  <w:abstractNum w:abstractNumId="2" w15:restartNumberingAfterBreak="0">
+    <w:nsid w:val="146E6422"/>
+    <w:multiLevelType w:val="hybridMultilevel"/>
+    <w:tmpl w:val="8A6606DC"/>
+    <w:lvl w:ilvl="0" w:tplc="FFFFFFFF">
+      <w:start w:val="1"/>
+      <w:numFmt w:val="decimal"/>
+      <w:lvlText w:val="%1."/>
+      <w:lvlJc w:val="left"/>
+      <w:pPr>
+        <w:ind w:left="720" w:hanging="360"/>
+      </w:pPr>
+      <w:rPr>
+        <w:rFonts w:hint="default"/>
+      </w:rPr>
+    </w:lvl>
+    <w:lvl w:ilvl="1" w:tplc="FFFFFFFF">
+      <w:start w:val="1"/>
+      <w:numFmt w:val="bullet"/>
+      <w:lvlText w:val="•"/>
+      <w:lvlJc w:val="left"/>
+      <w:pPr>
+        <w:tabs>
+          <w:tab w:val="num" w:pos="1440"/>
+        </w:tabs>
+        <w:ind w:left="1440" w:hanging="360"/>
+      </w:pPr>
+      <w:rPr>
+        <w:rFonts w:ascii="Arial" w:hAnsi="Arial" w:hint="default"/>
+      </w:rPr>
+    </w:lvl>
+    <w:lvl w:ilvl="2" w:tplc="FFFFFFFF" w:tentative="1">
+      <w:start w:val="1"/>
+      <w:numFmt w:val="bullet"/>
+      <w:lvlText w:val="•"/>
+      <w:lvlJc w:val="left"/>
+      <w:pPr>
+        <w:tabs>
+          <w:tab w:val="num" w:pos="2160"/>
+        </w:tabs>
+        <w:ind w:left="2160" w:hanging="360"/>
+      </w:pPr>
+      <w:rPr>
+        <w:rFonts w:ascii="Arial" w:hAnsi="Arial" w:hint="default"/>
+      </w:rPr>
+    </w:lvl>
+    <w:lvl w:ilvl="3" w:tplc="FFFFFFFF" w:tentative="1">
+      <w:start w:val="1"/>
+      <w:numFmt w:val="bullet"/>
+      <w:lvlText w:val="•"/>
+      <w:lvlJc w:val="left"/>
+      <w:pPr>
+        <w:tabs>
+          <w:tab w:val="num" w:pos="2880"/>
+        </w:tabs>
+        <w:ind w:left="2880" w:hanging="360"/>
+      </w:pPr>
+      <w:rPr>
+        <w:rFonts w:ascii="Arial" w:hAnsi="Arial" w:hint="default"/>
+      </w:rPr>
+    </w:lvl>
+    <w:lvl w:ilvl="4" w:tplc="FFFFFFFF" w:tentative="1">
+      <w:start w:val="1"/>
+      <w:numFmt w:val="bullet"/>
+      <w:lvlText w:val="•"/>
+      <w:lvlJc w:val="left"/>
+      <w:pPr>
+        <w:tabs>
+          <w:tab w:val="num" w:pos="3600"/>
+        </w:tabs>
+        <w:ind w:left="3600" w:hanging="360"/>
+      </w:pPr>
+      <w:rPr>
+        <w:rFonts w:ascii="Arial" w:hAnsi="Arial" w:hint="default"/>
+      </w:rPr>
+    </w:lvl>
+    <w:lvl w:ilvl="5" w:tplc="FFFFFFFF" w:tentative="1">
+      <w:start w:val="1"/>
+      <w:numFmt w:val="bullet"/>
+      <w:lvlText w:val="•"/>
+      <w:lvlJc w:val="left"/>
+      <w:pPr>
+        <w:tabs>
+          <w:tab w:val="num" w:pos="4320"/>
+        </w:tabs>
+        <w:ind w:left="4320" w:hanging="360"/>
+      </w:pPr>
+      <w:rPr>
+        <w:rFonts w:ascii="Arial" w:hAnsi="Arial" w:hint="default"/>
+      </w:rPr>
+    </w:lvl>
+    <w:lvl w:ilvl="6" w:tplc="FFFFFFFF" w:tentative="1">
+      <w:start w:val="1"/>
+      <w:numFmt w:val="bullet"/>
+      <w:lvlText w:val="•"/>
+      <w:lvlJc w:val="left"/>
+      <w:pPr>
+        <w:tabs>
+          <w:tab w:val="num" w:pos="5040"/>
+        </w:tabs>
+        <w:ind w:left="5040" w:hanging="360"/>
+      </w:pPr>
+      <w:rPr>
+        <w:rFonts w:ascii="Arial" w:hAnsi="Arial" w:hint="default"/>
+      </w:rPr>
+    </w:lvl>
+    <w:lvl w:ilvl="7" w:tplc="FFFFFFFF" w:tentative="1">
+      <w:start w:val="1"/>
+      <w:numFmt w:val="bullet"/>
+      <w:lvlText w:val="•"/>
+      <w:lvlJc w:val="left"/>
+      <w:pPr>
+        <w:tabs>
+          <w:tab w:val="num" w:pos="5760"/>
+        </w:tabs>
+        <w:ind w:left="5760" w:hanging="360"/>
+      </w:pPr>
+      <w:rPr>
+        <w:rFonts w:ascii="Arial" w:hAnsi="Arial" w:hint="default"/>
+      </w:rPr>
+    </w:lvl>
+    <w:lvl w:ilvl="8" w:tplc="FFFFFFFF" w:tentative="1">
+      <w:start w:val="1"/>
+      <w:numFmt w:val="bullet"/>
+      <w:lvlText w:val="•"/>
+      <w:lvlJc w:val="left"/>
+      <w:pPr>
+        <w:tabs>
+          <w:tab w:val="num" w:pos="6480"/>
+        </w:tabs>
+        <w:ind w:left="6480" w:hanging="360"/>
+      </w:pPr>
+      <w:rPr>
+        <w:rFonts w:ascii="Arial" w:hAnsi="Arial" w:hint="default"/>
+      </w:rPr>
+    </w:lvl>
+  </w:abstractNum>
+  <w:abstractNum w:abstractNumId="3" w15:restartNumberingAfterBreak="0">
     <w:nsid w:val="563734CF"/>
     <w:multiLevelType w:val="hybridMultilevel"/>
     <w:tmpl w:val="8A6606DC"/>
@@ -2474,8 +3311,133 @@
       </w:rPr>
     </w:lvl>
   </w:abstractNum>
+  <w:abstractNum w:abstractNumId="4" w15:restartNumberingAfterBreak="0">
+    <w:nsid w:val="612C194D"/>
+    <w:multiLevelType w:val="hybridMultilevel"/>
+    <w:tmpl w:val="92BA8030"/>
+    <w:lvl w:ilvl="0" w:tplc="08090001">
+      <w:start w:val="1"/>
+      <w:numFmt w:val="bullet"/>
+      <w:lvlText w:val=""/>
+      <w:lvlJc w:val="left"/>
+      <w:pPr>
+        <w:ind w:left="720" w:hanging="360"/>
+      </w:pPr>
+      <w:rPr>
+        <w:rFonts w:ascii="Symbol" w:hAnsi="Symbol" w:hint="default"/>
+      </w:rPr>
+    </w:lvl>
+    <w:lvl w:ilvl="1" w:tplc="08090003" w:tentative="1">
+      <w:start w:val="1"/>
+      <w:numFmt w:val="bullet"/>
+      <w:lvlText w:val="o"/>
+      <w:lvlJc w:val="left"/>
+      <w:pPr>
+        <w:ind w:left="1440" w:hanging="360"/>
+      </w:pPr>
+      <w:rPr>
+        <w:rFonts w:ascii="Courier New" w:hAnsi="Courier New" w:cs="Courier New" w:hint="default"/>
+      </w:rPr>
+    </w:lvl>
+    <w:lvl w:ilvl="2" w:tplc="08090005" w:tentative="1">
+      <w:start w:val="1"/>
+      <w:numFmt w:val="bullet"/>
+      <w:lvlText w:val=""/>
+      <w:lvlJc w:val="left"/>
+      <w:pPr>
+        <w:ind w:left="2160" w:hanging="360"/>
+      </w:pPr>
+      <w:rPr>
+        <w:rFonts w:ascii="Wingdings" w:hAnsi="Wingdings" w:hint="default"/>
+      </w:rPr>
+    </w:lvl>
+    <w:lvl w:ilvl="3" w:tplc="08090001" w:tentative="1">
+      <w:start w:val="1"/>
+      <w:numFmt w:val="bullet"/>
+      <w:lvlText w:val=""/>
+      <w:lvlJc w:val="left"/>
+      <w:pPr>
+        <w:ind w:left="2880" w:hanging="360"/>
+      </w:pPr>
+      <w:rPr>
+        <w:rFonts w:ascii="Symbol" w:hAnsi="Symbol" w:hint="default"/>
+      </w:rPr>
+    </w:lvl>
+    <w:lvl w:ilvl="4" w:tplc="08090003" w:tentative="1">
+      <w:start w:val="1"/>
+      <w:numFmt w:val="bullet"/>
+      <w:lvlText w:val="o"/>
+      <w:lvlJc w:val="left"/>
+      <w:pPr>
+        <w:ind w:left="3600" w:hanging="360"/>
+      </w:pPr>
+      <w:rPr>
+        <w:rFonts w:ascii="Courier New" w:hAnsi="Courier New" w:cs="Courier New" w:hint="default"/>
+      </w:rPr>
+    </w:lvl>
+    <w:lvl w:ilvl="5" w:tplc="08090005" w:tentative="1">
+      <w:start w:val="1"/>
+      <w:numFmt w:val="bullet"/>
+      <w:lvlText w:val=""/>
+      <w:lvlJc w:val="left"/>
+      <w:pPr>
+        <w:ind w:left="4320" w:hanging="360"/>
+      </w:pPr>
+      <w:rPr>
+        <w:rFonts w:ascii="Wingdings" w:hAnsi="Wingdings" w:hint="default"/>
+      </w:rPr>
+    </w:lvl>
+    <w:lvl w:ilvl="6" w:tplc="08090001" w:tentative="1">
+      <w:start w:val="1"/>
+      <w:numFmt w:val="bullet"/>
+      <w:lvlText w:val=""/>
+      <w:lvlJc w:val="left"/>
+      <w:pPr>
+        <w:ind w:left="5040" w:hanging="360"/>
+      </w:pPr>
+      <w:rPr>
+        <w:rFonts w:ascii="Symbol" w:hAnsi="Symbol" w:hint="default"/>
+      </w:rPr>
+    </w:lvl>
+    <w:lvl w:ilvl="7" w:tplc="08090003" w:tentative="1">
+      <w:start w:val="1"/>
+      <w:numFmt w:val="bullet"/>
+      <w:lvlText w:val="o"/>
+      <w:lvlJc w:val="left"/>
+      <w:pPr>
+        <w:ind w:left="5760" w:hanging="360"/>
+      </w:pPr>
+      <w:rPr>
+        <w:rFonts w:ascii="Courier New" w:hAnsi="Courier New" w:cs="Courier New" w:hint="default"/>
+      </w:rPr>
+    </w:lvl>
+    <w:lvl w:ilvl="8" w:tplc="08090005" w:tentative="1">
+      <w:start w:val="1"/>
+      <w:numFmt w:val="bullet"/>
+      <w:lvlText w:val=""/>
+      <w:lvlJc w:val="left"/>
+      <w:pPr>
+        <w:ind w:left="6480" w:hanging="360"/>
+      </w:pPr>
+      <w:rPr>
+        <w:rFonts w:ascii="Wingdings" w:hAnsi="Wingdings" w:hint="default"/>
+      </w:rPr>
+    </w:lvl>
+  </w:abstractNum>
   <w:num w:numId="1" w16cid:durableId="893345112">
+    <w:abstractNumId w:val="3"/>
+  </w:num>
+  <w:num w:numId="2" w16cid:durableId="600335493">
+    <w:abstractNumId w:val="1"/>
+  </w:num>
+  <w:num w:numId="3" w16cid:durableId="1411122609">
     <w:abstractNumId w:val="0"/>
+  </w:num>
+  <w:num w:numId="4" w16cid:durableId="831330388">
+    <w:abstractNumId w:val="2"/>
+  </w:num>
+  <w:num w:numId="5" w16cid:durableId="808788886">
+    <w:abstractNumId w:val="4"/>
   </w:num>
 </w:numbering>
 </file>
@@ -2921,7 +3883,7 @@
     <w:link w:val="Heading2Char"/>
     <w:unhideWhenUsed/>
     <w:qFormat/>
-    <w:rsid w:val="00FA51C3"/>
+    <w:rsid w:val="00BE70F6"/>
     <w:pPr>
       <w:keepNext/>
       <w:numPr>
@@ -2929,20 +3891,20 @@
       </w:numPr>
       <w:tabs>
         <w:tab w:val="num" w:pos="576"/>
+        <w:tab w:val="left" w:pos="6379"/>
       </w:tabs>
       <w:spacing w:before="280" w:after="60" w:line="280" w:lineRule="atLeast"/>
-      <w:ind w:left="576" w:hanging="576"/>
       <w:jc w:val="both"/>
       <w:outlineLvl w:val="1"/>
     </w:pPr>
     <w:rPr>
-      <w:rFonts w:asciiTheme="majorHAnsi" w:eastAsiaTheme="majorEastAsia" w:hAnsiTheme="majorHAnsi" w:cstheme="majorBidi"/>
+      <w:rFonts w:eastAsiaTheme="majorEastAsia" w:cs="Arial"/>
       <w:b/>
       <w:bCs/>
-      <w:color w:val="368D92"/>
-      <w:sz w:val="26"/>
-      <w:szCs w:val="26"/>
-      <w:lang w:val="en-GB"/>
+      <w:color w:val="4472C4" w:themeColor="accent1"/>
+      <w:sz w:val="28"/>
+      <w:szCs w:val="28"/>
+      <w:lang w:val="en-US"/>
     </w:rPr>
   </w:style>
   <w:style w:type="character" w:default="1" w:styleId="DefaultParagraphFont">
@@ -2991,15 +3953,15 @@
     <w:name w:val="Heading 2 Char"/>
     <w:basedOn w:val="DefaultParagraphFont"/>
     <w:link w:val="Heading2"/>
-    <w:rsid w:val="00FA51C3"/>
+    <w:rsid w:val="00BE70F6"/>
     <w:rPr>
-      <w:rFonts w:asciiTheme="majorHAnsi" w:eastAsiaTheme="majorEastAsia" w:hAnsiTheme="majorHAnsi" w:cstheme="majorBidi"/>
+      <w:rFonts w:ascii="Arial" w:eastAsiaTheme="majorEastAsia" w:hAnsi="Arial" w:cs="Arial"/>
       <w:b/>
       <w:bCs/>
-      <w:color w:val="368D92"/>
-      <w:sz w:val="26"/>
-      <w:szCs w:val="26"/>
-      <w:lang w:val="en-GB"/>
+      <w:color w:val="4472C4" w:themeColor="accent1"/>
+      <w:sz w:val="28"/>
+      <w:szCs w:val="28"/>
+      <w:lang w:val="en-US"/>
     </w:rPr>
   </w:style>
   <w:style w:type="paragraph" w:styleId="Header">
@@ -3065,10 +4027,10 @@
   </w:style>
   <w:style w:type="character" w:styleId="Hyperlink">
     <w:name w:val="Hyperlink"/>
-    <w:rsid w:val="00FA51C3"/>
+    <w:rsid w:val="00BE70F6"/>
     <w:rPr>
-      <w:rFonts w:ascii="TheSans B3 Light" w:hAnsi="TheSans B3 Light"/>
-      <w:color w:val="00A5E6"/>
+      <w:rFonts w:asciiTheme="minorHAnsi" w:hAnsiTheme="minorHAnsi"/>
+      <w:color w:val="4472C4" w:themeColor="accent1"/>
       <w:sz w:val="20"/>
       <w:u w:val="single"/>
     </w:rPr>
